--- a/Prácticas Bases de datos/PRÁCTICA 2 BASE DE DATOS.docx
+++ b/Prácticas Bases de datos/PRÁCTICA 2 BASE DE DATOS.docx
@@ -155,8 +155,34 @@
       </w:r>
     </w:p>
     <w:p>
-      <w:r>
-        <w:t>Haciendo uso del workbench vemos que al ejecutar esta consulta obtenemos los siguientes resultados.</w:t>
+      <w:pPr>
+        <w:rPr>
+          <w:sz w:val="24"/>
+          <w:szCs w:val="24"/>
+        </w:rPr>
+      </w:pPr>
+      <w:r>
+        <w:rPr>
+          <w:sz w:val="24"/>
+          <w:szCs w:val="24"/>
+        </w:rPr>
+        <w:t xml:space="preserve">Haciendo uso del </w:t>
+      </w:r>
+      <w:proofErr w:type="spellStart"/>
+      <w:r>
+        <w:rPr>
+          <w:sz w:val="24"/>
+          <w:szCs w:val="24"/>
+        </w:rPr>
+        <w:t>workbench</w:t>
+      </w:r>
+      <w:proofErr w:type="spellEnd"/>
+      <w:r>
+        <w:rPr>
+          <w:sz w:val="24"/>
+          <w:szCs w:val="24"/>
+        </w:rPr>
+        <w:t xml:space="preserve"> vemos que al ejecutar esta consulta obtenemos los siguientes resultados.</w:t>
       </w:r>
     </w:p>
     <w:p>
@@ -234,7 +260,199 @@
           <w:sz w:val="28"/>
           <w:szCs w:val="28"/>
         </w:rPr>
-        <w:t>2. En esa misma tabla, muestra el contenido pero con los atributos renombrados (es decir con alias) de esta manera: id_empleado a ie, nombre_empleado a ne, numero_telefono a nt, fecha_contratación a fc.</w:t>
+        <w:t xml:space="preserve">2. En esa misma tabla, muestra el contenido pero con los atributos renombrados (es decir con alias) de esta manera: </w:t>
+      </w:r>
+      <w:proofErr w:type="spellStart"/>
+      <w:r>
+        <w:rPr>
+          <w:b/>
+          <w:bCs/>
+          <w:i/>
+          <w:iCs/>
+          <w:sz w:val="28"/>
+          <w:szCs w:val="28"/>
+        </w:rPr>
+        <w:t>id_empleado</w:t>
+      </w:r>
+      <w:proofErr w:type="spellEnd"/>
+      <w:r>
+        <w:rPr>
+          <w:b/>
+          <w:bCs/>
+          <w:i/>
+          <w:iCs/>
+          <w:sz w:val="28"/>
+          <w:szCs w:val="28"/>
+        </w:rPr>
+        <w:t xml:space="preserve"> a </w:t>
+      </w:r>
+      <w:proofErr w:type="spellStart"/>
+      <w:r>
+        <w:rPr>
+          <w:b/>
+          <w:bCs/>
+          <w:i/>
+          <w:iCs/>
+          <w:sz w:val="28"/>
+          <w:szCs w:val="28"/>
+        </w:rPr>
+        <w:t>ie</w:t>
+      </w:r>
+      <w:proofErr w:type="spellEnd"/>
+      <w:r>
+        <w:rPr>
+          <w:b/>
+          <w:bCs/>
+          <w:i/>
+          <w:iCs/>
+          <w:sz w:val="28"/>
+          <w:szCs w:val="28"/>
+        </w:rPr>
+        <w:t xml:space="preserve">, </w:t>
+      </w:r>
+      <w:proofErr w:type="spellStart"/>
+      <w:r>
+        <w:rPr>
+          <w:b/>
+          <w:bCs/>
+          <w:i/>
+          <w:iCs/>
+          <w:sz w:val="28"/>
+          <w:szCs w:val="28"/>
+        </w:rPr>
+        <w:t>nombre_empleado</w:t>
+      </w:r>
+      <w:proofErr w:type="spellEnd"/>
+      <w:r>
+        <w:rPr>
+          <w:b/>
+          <w:bCs/>
+          <w:i/>
+          <w:iCs/>
+          <w:sz w:val="28"/>
+          <w:szCs w:val="28"/>
+        </w:rPr>
+        <w:t xml:space="preserve"> a </w:t>
+      </w:r>
+      <w:proofErr w:type="spellStart"/>
+      <w:r>
+        <w:rPr>
+          <w:b/>
+          <w:bCs/>
+          <w:i/>
+          <w:iCs/>
+          <w:sz w:val="28"/>
+          <w:szCs w:val="28"/>
+        </w:rPr>
+        <w:t>ne</w:t>
+      </w:r>
+      <w:proofErr w:type="spellEnd"/>
+      <w:r>
+        <w:rPr>
+          <w:b/>
+          <w:bCs/>
+          <w:i/>
+          <w:iCs/>
+          <w:sz w:val="28"/>
+          <w:szCs w:val="28"/>
+        </w:rPr>
+        <w:t xml:space="preserve">, </w:t>
+      </w:r>
+      <w:proofErr w:type="spellStart"/>
+      <w:r>
+        <w:rPr>
+          <w:b/>
+          <w:bCs/>
+          <w:i/>
+          <w:iCs/>
+          <w:sz w:val="28"/>
+          <w:szCs w:val="28"/>
+        </w:rPr>
+        <w:t>numero_telefono</w:t>
+      </w:r>
+      <w:proofErr w:type="spellEnd"/>
+      <w:r>
+        <w:rPr>
+          <w:b/>
+          <w:bCs/>
+          <w:i/>
+          <w:iCs/>
+          <w:sz w:val="28"/>
+          <w:szCs w:val="28"/>
+        </w:rPr>
+        <w:t xml:space="preserve"> a </w:t>
+      </w:r>
+      <w:proofErr w:type="spellStart"/>
+      <w:r>
+        <w:rPr>
+          <w:b/>
+          <w:bCs/>
+          <w:i/>
+          <w:iCs/>
+          <w:sz w:val="28"/>
+          <w:szCs w:val="28"/>
+        </w:rPr>
+        <w:t>nt</w:t>
+      </w:r>
+      <w:proofErr w:type="spellEnd"/>
+      <w:r>
+        <w:rPr>
+          <w:b/>
+          <w:bCs/>
+          <w:i/>
+          <w:iCs/>
+          <w:sz w:val="28"/>
+          <w:szCs w:val="28"/>
+        </w:rPr>
+        <w:t xml:space="preserve">, </w:t>
+      </w:r>
+      <w:proofErr w:type="spellStart"/>
+      <w:r>
+        <w:rPr>
+          <w:b/>
+          <w:bCs/>
+          <w:i/>
+          <w:iCs/>
+          <w:sz w:val="28"/>
+          <w:szCs w:val="28"/>
+        </w:rPr>
+        <w:t>fecha_contratación</w:t>
+      </w:r>
+      <w:proofErr w:type="spellEnd"/>
+      <w:r>
+        <w:rPr>
+          <w:b/>
+          <w:bCs/>
+          <w:i/>
+          <w:iCs/>
+          <w:sz w:val="28"/>
+          <w:szCs w:val="28"/>
+        </w:rPr>
+        <w:t xml:space="preserve"> a </w:t>
+      </w:r>
+      <w:proofErr w:type="spellStart"/>
+      <w:r>
+        <w:rPr>
+          <w:b/>
+          <w:bCs/>
+          <w:i/>
+          <w:iCs/>
+          <w:sz w:val="28"/>
+          <w:szCs w:val="28"/>
+        </w:rPr>
+        <w:t>fc</w:t>
+      </w:r>
+      <w:proofErr w:type="spellEnd"/>
+      <w:r>
+        <w:rPr>
+          <w:b/>
+          <w:bCs/>
+          <w:i/>
+          <w:iCs/>
+          <w:sz w:val="28"/>
+          <w:szCs w:val="28"/>
+        </w:rPr>
+        <w:t>.</w:t>
       </w:r>
     </w:p>
     <w:p>
@@ -291,45 +509,85 @@
           <w:szCs w:val="24"/>
           <w:lang w:val="en-GB"/>
         </w:rPr>
-        <w:t xml:space="preserve">   [column_1 | expression] AS descriptive_name</w:t>
-      </w:r>
-    </w:p>
-    <w:p>
-      <w:pPr>
-        <w:rPr>
-          <w:sz w:val="24"/>
-          <w:szCs w:val="24"/>
-        </w:rPr>
-      </w:pPr>
-      <w:r>
-        <w:rPr>
-          <w:sz w:val="24"/>
-          <w:szCs w:val="24"/>
-        </w:rPr>
-        <w:t>FROM table_name;</w:t>
-      </w:r>
-    </w:p>
-    <w:p>
-      <w:pPr>
-        <w:rPr>
-          <w:sz w:val="24"/>
-          <w:szCs w:val="24"/>
-        </w:rPr>
-      </w:pPr>
-    </w:p>
-    <w:p>
-      <w:pPr>
-        <w:rPr>
-          <w:sz w:val="24"/>
-          <w:szCs w:val="24"/>
-        </w:rPr>
-      </w:pPr>
-      <w:r>
-        <w:rPr>
-          <w:sz w:val="24"/>
-          <w:szCs w:val="24"/>
-        </w:rPr>
-        <w:t>Esta sería la sentencia a ejecutar.</w:t>
+        <w:t xml:space="preserve">   [column_1 | expression] AS </w:t>
+      </w:r>
+      <w:proofErr w:type="spellStart"/>
+      <w:r>
+        <w:rPr>
+          <w:sz w:val="24"/>
+          <w:szCs w:val="24"/>
+          <w:lang w:val="en-GB"/>
+        </w:rPr>
+        <w:t>descriptive_name</w:t>
+      </w:r>
+      <w:proofErr w:type="spellEnd"/>
+    </w:p>
+    <w:p>
+      <w:pPr>
+        <w:rPr>
+          <w:sz w:val="24"/>
+          <w:szCs w:val="24"/>
+        </w:rPr>
+      </w:pPr>
+      <w:r>
+        <w:rPr>
+          <w:sz w:val="24"/>
+          <w:szCs w:val="24"/>
+        </w:rPr>
+        <w:t xml:space="preserve">FROM </w:t>
+      </w:r>
+      <w:proofErr w:type="spellStart"/>
+      <w:r>
+        <w:rPr>
+          <w:sz w:val="24"/>
+          <w:szCs w:val="24"/>
+        </w:rPr>
+        <w:t>table_name</w:t>
+      </w:r>
+      <w:proofErr w:type="spellEnd"/>
+      <w:r>
+        <w:rPr>
+          <w:sz w:val="24"/>
+          <w:szCs w:val="24"/>
+        </w:rPr>
+        <w:t>;</w:t>
+      </w:r>
+    </w:p>
+    <w:p>
+      <w:pPr>
+        <w:rPr>
+          <w:sz w:val="24"/>
+          <w:szCs w:val="24"/>
+        </w:rPr>
+      </w:pPr>
+    </w:p>
+    <w:p>
+      <w:pPr>
+        <w:rPr>
+          <w:sz w:val="24"/>
+          <w:szCs w:val="24"/>
+        </w:rPr>
+      </w:pPr>
+      <w:r>
+        <w:rPr>
+          <w:sz w:val="24"/>
+          <w:szCs w:val="24"/>
+        </w:rPr>
+        <w:t xml:space="preserve">Esta sería </w:t>
+      </w:r>
+      <w:r>
+        <w:rPr>
+          <w:sz w:val="24"/>
+          <w:szCs w:val="24"/>
+        </w:rPr>
+        <w:t>la sentencia que ejecutar</w:t>
+      </w:r>
+      <w:r>
+        <w:rPr>
+          <w:sz w:val="24"/>
+          <w:szCs w:val="24"/>
+        </w:rPr>
+        <w:t>.</w:t>
       </w:r>
     </w:p>
     <w:p>
@@ -429,7 +687,23 @@
           <w:sz w:val="24"/>
           <w:szCs w:val="24"/>
         </w:rPr>
-        <w:t>La siguiente imagen muestra el resultado obtenido en el workbench.</w:t>
+        <w:t xml:space="preserve">La siguiente imagen muestra el resultado obtenido en el </w:t>
+      </w:r>
+      <w:proofErr w:type="spellStart"/>
+      <w:r>
+        <w:rPr>
+          <w:sz w:val="24"/>
+          <w:szCs w:val="24"/>
+        </w:rPr>
+        <w:t>workbench</w:t>
+      </w:r>
+      <w:proofErr w:type="spellEnd"/>
+      <w:r>
+        <w:rPr>
+          <w:sz w:val="24"/>
+          <w:szCs w:val="24"/>
+        </w:rPr>
+        <w:t>.</w:t>
       </w:r>
     </w:p>
     <w:p>
@@ -528,7 +802,21 @@
           <w:sz w:val="24"/>
           <w:szCs w:val="24"/>
         </w:rPr>
-        <w:t>Para realizar esta sentencia, hacemos uso de la función COUNT que junto con el carácter que hemos usado anteriormente (*) podemos contar el numero de tuplas que contiene la tabla.</w:t>
+        <w:t xml:space="preserve">Para realizar esta sentencia, hacemos uso de la función COUNT que junto con el carácter que hemos usado anteriormente (*) podemos contar el </w:t>
+      </w:r>
+      <w:r>
+        <w:rPr>
+          <w:sz w:val="24"/>
+          <w:szCs w:val="24"/>
+        </w:rPr>
+        <w:t>número</w:t>
+      </w:r>
+      <w:r>
+        <w:rPr>
+          <w:sz w:val="24"/>
+          <w:szCs w:val="24"/>
+        </w:rPr>
+        <w:t xml:space="preserve"> de tuplas que contiene la tabla.</w:t>
       </w:r>
     </w:p>
     <w:p>
@@ -688,7 +976,31 @@
           <w:sz w:val="28"/>
           <w:szCs w:val="28"/>
         </w:rPr>
-        <w:t>4. Muestra las tuplas de la tabla empleados, que tienen valores nulos en el atributo número_telefono.</w:t>
+        <w:t xml:space="preserve">4. Muestra las tuplas de la tabla empleados, que tienen valores nulos en el atributo </w:t>
+      </w:r>
+      <w:proofErr w:type="spellStart"/>
+      <w:r>
+        <w:rPr>
+          <w:b/>
+          <w:bCs/>
+          <w:i/>
+          <w:iCs/>
+          <w:sz w:val="28"/>
+          <w:szCs w:val="28"/>
+        </w:rPr>
+        <w:t>número_telefono</w:t>
+      </w:r>
+      <w:proofErr w:type="spellEnd"/>
+      <w:r>
+        <w:rPr>
+          <w:b/>
+          <w:bCs/>
+          <w:i/>
+          <w:iCs/>
+          <w:sz w:val="28"/>
+          <w:szCs w:val="28"/>
+        </w:rPr>
+        <w:t>.</w:t>
       </w:r>
     </w:p>
     <w:p>
@@ -871,7 +1183,31 @@
           <w:sz w:val="28"/>
           <w:szCs w:val="28"/>
         </w:rPr>
-        <w:t>5. Muestra las tuplas de la tabla empleados, que tienen valores no nulos en el atributo número_telefono.</w:t>
+        <w:t xml:space="preserve">5. Muestra las tuplas de la tabla empleados, que tienen valores no nulos en el atributo </w:t>
+      </w:r>
+      <w:proofErr w:type="spellStart"/>
+      <w:r>
+        <w:rPr>
+          <w:b/>
+          <w:bCs/>
+          <w:i/>
+          <w:iCs/>
+          <w:sz w:val="28"/>
+          <w:szCs w:val="28"/>
+        </w:rPr>
+        <w:t>número_telefono</w:t>
+      </w:r>
+      <w:proofErr w:type="spellEnd"/>
+      <w:r>
+        <w:rPr>
+          <w:b/>
+          <w:bCs/>
+          <w:i/>
+          <w:iCs/>
+          <w:sz w:val="28"/>
+          <w:szCs w:val="28"/>
+        </w:rPr>
+        <w:t>.</w:t>
       </w:r>
     </w:p>
     <w:p>
@@ -1063,7 +1399,151 @@
           <w:sz w:val="28"/>
           <w:szCs w:val="28"/>
         </w:rPr>
-        <w:t>6. Modifica el valor de numero_telefono a 616741711 en todas las tuplas de empleado. Nota: para realizar updates y deletes sobre tablas con claves foráneas sin problemas, previamente hay que desactivar la opción Safe Updates seleccionada a través de Edit-&gt; Preferences -&gt; SQL Editor del Workbench.</w:t>
+        <w:t xml:space="preserve">6. Modifica el valor de </w:t>
+      </w:r>
+      <w:proofErr w:type="spellStart"/>
+      <w:r>
+        <w:rPr>
+          <w:b/>
+          <w:bCs/>
+          <w:i/>
+          <w:iCs/>
+          <w:sz w:val="28"/>
+          <w:szCs w:val="28"/>
+        </w:rPr>
+        <w:t>numero_telefono</w:t>
+      </w:r>
+      <w:proofErr w:type="spellEnd"/>
+      <w:r>
+        <w:rPr>
+          <w:b/>
+          <w:bCs/>
+          <w:i/>
+          <w:iCs/>
+          <w:sz w:val="28"/>
+          <w:szCs w:val="28"/>
+        </w:rPr>
+        <w:t xml:space="preserve"> a 616741711 en todas las tuplas de empleado. Nota: para realizar </w:t>
+      </w:r>
+      <w:proofErr w:type="spellStart"/>
+      <w:r>
+        <w:rPr>
+          <w:b/>
+          <w:bCs/>
+          <w:i/>
+          <w:iCs/>
+          <w:sz w:val="28"/>
+          <w:szCs w:val="28"/>
+        </w:rPr>
+        <w:t>updates</w:t>
+      </w:r>
+      <w:proofErr w:type="spellEnd"/>
+      <w:r>
+        <w:rPr>
+          <w:b/>
+          <w:bCs/>
+          <w:i/>
+          <w:iCs/>
+          <w:sz w:val="28"/>
+          <w:szCs w:val="28"/>
+        </w:rPr>
+        <w:t xml:space="preserve"> y </w:t>
+      </w:r>
+      <w:proofErr w:type="spellStart"/>
+      <w:r>
+        <w:rPr>
+          <w:b/>
+          <w:bCs/>
+          <w:i/>
+          <w:iCs/>
+          <w:sz w:val="28"/>
+          <w:szCs w:val="28"/>
+        </w:rPr>
+        <w:t>deletes</w:t>
+      </w:r>
+      <w:proofErr w:type="spellEnd"/>
+      <w:r>
+        <w:rPr>
+          <w:b/>
+          <w:bCs/>
+          <w:i/>
+          <w:iCs/>
+          <w:sz w:val="28"/>
+          <w:szCs w:val="28"/>
+        </w:rPr>
+        <w:t xml:space="preserve"> sobre tablas con claves foráneas sin problemas, previamente hay que desactivar la opción Safe </w:t>
+      </w:r>
+      <w:proofErr w:type="spellStart"/>
+      <w:r>
+        <w:rPr>
+          <w:b/>
+          <w:bCs/>
+          <w:i/>
+          <w:iCs/>
+          <w:sz w:val="28"/>
+          <w:szCs w:val="28"/>
+        </w:rPr>
+        <w:t>Updates</w:t>
+      </w:r>
+      <w:proofErr w:type="spellEnd"/>
+      <w:r>
+        <w:rPr>
+          <w:b/>
+          <w:bCs/>
+          <w:i/>
+          <w:iCs/>
+          <w:sz w:val="28"/>
+          <w:szCs w:val="28"/>
+        </w:rPr>
+        <w:t xml:space="preserve"> seleccionada a través de Edit-&gt; </w:t>
+      </w:r>
+      <w:proofErr w:type="spellStart"/>
+      <w:r>
+        <w:rPr>
+          <w:b/>
+          <w:bCs/>
+          <w:i/>
+          <w:iCs/>
+          <w:sz w:val="28"/>
+          <w:szCs w:val="28"/>
+        </w:rPr>
+        <w:t>Preferences</w:t>
+      </w:r>
+      <w:proofErr w:type="spellEnd"/>
+      <w:r>
+        <w:rPr>
+          <w:b/>
+          <w:bCs/>
+          <w:i/>
+          <w:iCs/>
+          <w:sz w:val="28"/>
+          <w:szCs w:val="28"/>
+        </w:rPr>
+        <w:t xml:space="preserve"> -&gt; SQL Editor del </w:t>
+      </w:r>
+      <w:proofErr w:type="spellStart"/>
+      <w:r>
+        <w:rPr>
+          <w:b/>
+          <w:bCs/>
+          <w:i/>
+          <w:iCs/>
+          <w:sz w:val="28"/>
+          <w:szCs w:val="28"/>
+        </w:rPr>
+        <w:t>Workbench</w:t>
+      </w:r>
+      <w:proofErr w:type="spellEnd"/>
+      <w:r>
+        <w:rPr>
+          <w:b/>
+          <w:bCs/>
+          <w:i/>
+          <w:iCs/>
+          <w:sz w:val="28"/>
+          <w:szCs w:val="28"/>
+        </w:rPr>
+        <w:t>.</w:t>
       </w:r>
     </w:p>
     <w:p>
@@ -1087,14 +1567,41 @@
           <w:sz w:val="24"/>
           <w:szCs w:val="24"/>
         </w:rPr>
-        <w:t>Safe Updates</w:t>
-      </w:r>
-      <w:r>
-        <w:rPr>
-          <w:sz w:val="24"/>
-          <w:szCs w:val="24"/>
-        </w:rPr>
-        <w:t>, hacemos un update general. Es decir, para todas las tuplas de la tabla empleado tal y como especifica el enunciado. Dicha consulta se realiza de la siguiente manera.</w:t>
+        <w:t xml:space="preserve">Safe </w:t>
+      </w:r>
+      <w:proofErr w:type="spellStart"/>
+      <w:r>
+        <w:rPr>
+          <w:i/>
+          <w:iCs/>
+          <w:sz w:val="24"/>
+          <w:szCs w:val="24"/>
+        </w:rPr>
+        <w:t>Updates</w:t>
+      </w:r>
+      <w:proofErr w:type="spellEnd"/>
+      <w:r>
+        <w:rPr>
+          <w:sz w:val="24"/>
+          <w:szCs w:val="24"/>
+        </w:rPr>
+        <w:t xml:space="preserve">, hacemos un </w:t>
+      </w:r>
+      <w:proofErr w:type="spellStart"/>
+      <w:r>
+        <w:rPr>
+          <w:sz w:val="24"/>
+          <w:szCs w:val="24"/>
+        </w:rPr>
+        <w:t>update</w:t>
+      </w:r>
+      <w:proofErr w:type="spellEnd"/>
+      <w:r>
+        <w:rPr>
+          <w:sz w:val="24"/>
+          <w:szCs w:val="24"/>
+        </w:rPr>
+        <w:t xml:space="preserve"> general. Es decir, para todas las tuplas de la tabla empleado tal y como especifica el enunciado. Dicha consulta se realiza de la siguiente manera.</w:t>
       </w:r>
     </w:p>
     <w:p>
@@ -1256,14 +1763,25 @@
         </w:rPr>
         <w:t xml:space="preserve">La siguiente imagen verifica la actualización de los valores de </w:t>
       </w:r>
-      <w:r>
-        <w:rPr>
-          <w:i/>
-          <w:iCs/>
-          <w:sz w:val="24"/>
-          <w:szCs w:val="24"/>
-        </w:rPr>
-        <w:t xml:space="preserve">numero_telefono </w:t>
+      <w:proofErr w:type="spellStart"/>
+      <w:r>
+        <w:rPr>
+          <w:i/>
+          <w:iCs/>
+          <w:sz w:val="24"/>
+          <w:szCs w:val="24"/>
+        </w:rPr>
+        <w:t>numero_telefono</w:t>
+      </w:r>
+      <w:proofErr w:type="spellEnd"/>
+      <w:r>
+        <w:rPr>
+          <w:i/>
+          <w:iCs/>
+          <w:sz w:val="24"/>
+          <w:szCs w:val="24"/>
+        </w:rPr>
+        <w:t xml:space="preserve"> </w:t>
       </w:r>
       <w:r>
         <w:rPr>
@@ -1433,8 +1951,34 @@
       </w:r>
     </w:p>
     <w:p>
-      <w:r>
-        <w:t xml:space="preserve">El workbench nos indica un problema ya que las tuplas que procedemos a borrar están referenciadas en otras tablas del modelo. </w:t>
+      <w:pPr>
+        <w:rPr>
+          <w:sz w:val="24"/>
+          <w:szCs w:val="24"/>
+        </w:rPr>
+      </w:pPr>
+      <w:r>
+        <w:rPr>
+          <w:sz w:val="24"/>
+          <w:szCs w:val="24"/>
+        </w:rPr>
+        <w:t xml:space="preserve">El </w:t>
+      </w:r>
+      <w:proofErr w:type="spellStart"/>
+      <w:r>
+        <w:rPr>
+          <w:sz w:val="24"/>
+          <w:szCs w:val="24"/>
+        </w:rPr>
+        <w:t>workbench</w:t>
+      </w:r>
+      <w:proofErr w:type="spellEnd"/>
+      <w:r>
+        <w:rPr>
+          <w:sz w:val="24"/>
+          <w:szCs w:val="24"/>
+        </w:rPr>
+        <w:t xml:space="preserve"> nos indica un problema ya que las tuplas que procedemos a borrar están referenciadas en otras tablas del modelo. </w:t>
       </w:r>
     </w:p>
     <w:p>
@@ -1498,30 +2042,190 @@
           <w:sz w:val="28"/>
           <w:szCs w:val="28"/>
         </w:rPr>
-        <w:t>Muestra todos los customerNumber, customerName, city, creditLimit de la tabla customers, ordenados por creditLimit en orden ascendente.</w:t>
-      </w:r>
-    </w:p>
-    <w:p>
-      <w:pPr>
-        <w:rPr>
-          <w:sz w:val="24"/>
-          <w:szCs w:val="24"/>
-        </w:rPr>
-      </w:pPr>
-    </w:p>
-    <w:p>
-      <w:pPr>
-        <w:rPr>
-          <w:sz w:val="24"/>
-          <w:szCs w:val="24"/>
-        </w:rPr>
-      </w:pPr>
-      <w:r>
-        <w:rPr>
-          <w:sz w:val="24"/>
-          <w:szCs w:val="24"/>
-        </w:rPr>
-        <w:t>Vamos a mostrar ciertos datos de la tabla customers a partir de un dato que actuará como pivote y referencia y lo haremos de manera ascendente.</w:t>
+        <w:t xml:space="preserve">Muestra todos los </w:t>
+      </w:r>
+      <w:proofErr w:type="spellStart"/>
+      <w:r>
+        <w:rPr>
+          <w:b/>
+          <w:bCs/>
+          <w:i/>
+          <w:iCs/>
+          <w:sz w:val="28"/>
+          <w:szCs w:val="28"/>
+        </w:rPr>
+        <w:t>customerNumber</w:t>
+      </w:r>
+      <w:proofErr w:type="spellEnd"/>
+      <w:r>
+        <w:rPr>
+          <w:b/>
+          <w:bCs/>
+          <w:i/>
+          <w:iCs/>
+          <w:sz w:val="28"/>
+          <w:szCs w:val="28"/>
+        </w:rPr>
+        <w:t xml:space="preserve">, </w:t>
+      </w:r>
+      <w:proofErr w:type="spellStart"/>
+      <w:r>
+        <w:rPr>
+          <w:b/>
+          <w:bCs/>
+          <w:i/>
+          <w:iCs/>
+          <w:sz w:val="28"/>
+          <w:szCs w:val="28"/>
+        </w:rPr>
+        <w:t>customerName</w:t>
+      </w:r>
+      <w:proofErr w:type="spellEnd"/>
+      <w:r>
+        <w:rPr>
+          <w:b/>
+          <w:bCs/>
+          <w:i/>
+          <w:iCs/>
+          <w:sz w:val="28"/>
+          <w:szCs w:val="28"/>
+        </w:rPr>
+        <w:t xml:space="preserve">, </w:t>
+      </w:r>
+      <w:proofErr w:type="spellStart"/>
+      <w:r>
+        <w:rPr>
+          <w:b/>
+          <w:bCs/>
+          <w:i/>
+          <w:iCs/>
+          <w:sz w:val="28"/>
+          <w:szCs w:val="28"/>
+        </w:rPr>
+        <w:t>city</w:t>
+      </w:r>
+      <w:proofErr w:type="spellEnd"/>
+      <w:r>
+        <w:rPr>
+          <w:b/>
+          <w:bCs/>
+          <w:i/>
+          <w:iCs/>
+          <w:sz w:val="28"/>
+          <w:szCs w:val="28"/>
+        </w:rPr>
+        <w:t xml:space="preserve">, </w:t>
+      </w:r>
+      <w:proofErr w:type="spellStart"/>
+      <w:r>
+        <w:rPr>
+          <w:b/>
+          <w:bCs/>
+          <w:i/>
+          <w:iCs/>
+          <w:sz w:val="28"/>
+          <w:szCs w:val="28"/>
+        </w:rPr>
+        <w:t>creditLimit</w:t>
+      </w:r>
+      <w:proofErr w:type="spellEnd"/>
+      <w:r>
+        <w:rPr>
+          <w:b/>
+          <w:bCs/>
+          <w:i/>
+          <w:iCs/>
+          <w:sz w:val="28"/>
+          <w:szCs w:val="28"/>
+        </w:rPr>
+        <w:t xml:space="preserve"> de la tabla </w:t>
+      </w:r>
+      <w:proofErr w:type="spellStart"/>
+      <w:r>
+        <w:rPr>
+          <w:b/>
+          <w:bCs/>
+          <w:i/>
+          <w:iCs/>
+          <w:sz w:val="28"/>
+          <w:szCs w:val="28"/>
+        </w:rPr>
+        <w:t>customers</w:t>
+      </w:r>
+      <w:proofErr w:type="spellEnd"/>
+      <w:r>
+        <w:rPr>
+          <w:b/>
+          <w:bCs/>
+          <w:i/>
+          <w:iCs/>
+          <w:sz w:val="28"/>
+          <w:szCs w:val="28"/>
+        </w:rPr>
+        <w:t xml:space="preserve">, ordenados por </w:t>
+      </w:r>
+      <w:proofErr w:type="spellStart"/>
+      <w:r>
+        <w:rPr>
+          <w:b/>
+          <w:bCs/>
+          <w:i/>
+          <w:iCs/>
+          <w:sz w:val="28"/>
+          <w:szCs w:val="28"/>
+        </w:rPr>
+        <w:t>creditLimit</w:t>
+      </w:r>
+      <w:proofErr w:type="spellEnd"/>
+      <w:r>
+        <w:rPr>
+          <w:b/>
+          <w:bCs/>
+          <w:i/>
+          <w:iCs/>
+          <w:sz w:val="28"/>
+          <w:szCs w:val="28"/>
+        </w:rPr>
+        <w:t xml:space="preserve"> en orden ascendente.</w:t>
+      </w:r>
+    </w:p>
+    <w:p>
+      <w:pPr>
+        <w:rPr>
+          <w:sz w:val="24"/>
+          <w:szCs w:val="24"/>
+        </w:rPr>
+      </w:pPr>
+    </w:p>
+    <w:p>
+      <w:pPr>
+        <w:rPr>
+          <w:sz w:val="24"/>
+          <w:szCs w:val="24"/>
+        </w:rPr>
+      </w:pPr>
+      <w:r>
+        <w:rPr>
+          <w:sz w:val="24"/>
+          <w:szCs w:val="24"/>
+        </w:rPr>
+        <w:t xml:space="preserve">Vamos a mostrar ciertos datos de la tabla </w:t>
+      </w:r>
+      <w:proofErr w:type="spellStart"/>
+      <w:r>
+        <w:rPr>
+          <w:sz w:val="24"/>
+          <w:szCs w:val="24"/>
+        </w:rPr>
+        <w:t>customers</w:t>
+      </w:r>
+      <w:proofErr w:type="spellEnd"/>
+      <w:r>
+        <w:rPr>
+          <w:sz w:val="24"/>
+          <w:szCs w:val="24"/>
+        </w:rPr>
+        <w:t xml:space="preserve"> a partir de un dato que actuará como pivote y referencia y lo haremos de manera ascendente.</w:t>
       </w:r>
     </w:p>
     <w:p>
@@ -1599,22 +2303,54 @@
           <w:sz w:val="24"/>
           <w:szCs w:val="24"/>
         </w:rPr>
-        <w:t>Aquí como vemos hemos seleccionado 4 columnas de la tabla customers y se supone que estas tuplas que tengan todas esas columnas se ordenarán por crédito límite de manera ascendente.</w:t>
-      </w:r>
-    </w:p>
-    <w:p>
-      <w:pPr>
-        <w:rPr>
-          <w:sz w:val="24"/>
-          <w:szCs w:val="24"/>
-        </w:rPr>
-      </w:pPr>
-      <w:r>
-        <w:rPr>
-          <w:sz w:val="24"/>
-          <w:szCs w:val="24"/>
-        </w:rPr>
-        <w:t>Como vemos cogiendo ese principio de tabla esta pasando tal y como queremos, a medida que bajamos el crédito límite asciende</w:t>
+        <w:t xml:space="preserve">Aquí como vemos hemos seleccionado 4 columnas de la tabla </w:t>
+      </w:r>
+      <w:proofErr w:type="spellStart"/>
+      <w:r>
+        <w:rPr>
+          <w:sz w:val="24"/>
+          <w:szCs w:val="24"/>
+        </w:rPr>
+        <w:t>customers</w:t>
+      </w:r>
+      <w:proofErr w:type="spellEnd"/>
+      <w:r>
+        <w:rPr>
+          <w:sz w:val="24"/>
+          <w:szCs w:val="24"/>
+        </w:rPr>
+        <w:t xml:space="preserve"> y se supone que estas tuplas que tengan todas esas columnas se ordenarán por crédito límite de manera ascendente.</w:t>
+      </w:r>
+    </w:p>
+    <w:p>
+      <w:pPr>
+        <w:rPr>
+          <w:sz w:val="24"/>
+          <w:szCs w:val="24"/>
+        </w:rPr>
+      </w:pPr>
+      <w:r>
+        <w:rPr>
+          <w:sz w:val="24"/>
+          <w:szCs w:val="24"/>
+        </w:rPr>
+        <w:t xml:space="preserve">Como vemos cogiendo ese principio de tabla </w:t>
+      </w:r>
+      <w:proofErr w:type="spellStart"/>
+      <w:r>
+        <w:rPr>
+          <w:sz w:val="24"/>
+          <w:szCs w:val="24"/>
+        </w:rPr>
+        <w:t>esta</w:t>
+      </w:r>
+      <w:proofErr w:type="spellEnd"/>
+      <w:r>
+        <w:rPr>
+          <w:sz w:val="24"/>
+          <w:szCs w:val="24"/>
+        </w:rPr>
+        <w:t xml:space="preserve"> pasando tal y como queremos, a medida que bajamos el crédito límite asciende</w:t>
       </w:r>
     </w:p>
     <w:p>
@@ -1708,7 +2444,175 @@
           <w:sz w:val="28"/>
           <w:szCs w:val="28"/>
         </w:rPr>
-        <w:t>2.Muestra todos los customerNumber, customerName, city, creditLimit de la tabla customers, ordenados por creditLimit en orden ascendente, y city en orden descendente</w:t>
+        <w:t xml:space="preserve">2.Muestra todos los </w:t>
+      </w:r>
+      <w:proofErr w:type="spellStart"/>
+      <w:r>
+        <w:rPr>
+          <w:b/>
+          <w:bCs/>
+          <w:i/>
+          <w:iCs/>
+          <w:sz w:val="28"/>
+          <w:szCs w:val="28"/>
+        </w:rPr>
+        <w:t>customerNumber</w:t>
+      </w:r>
+      <w:proofErr w:type="spellEnd"/>
+      <w:r>
+        <w:rPr>
+          <w:b/>
+          <w:bCs/>
+          <w:i/>
+          <w:iCs/>
+          <w:sz w:val="28"/>
+          <w:szCs w:val="28"/>
+        </w:rPr>
+        <w:t xml:space="preserve">, </w:t>
+      </w:r>
+      <w:proofErr w:type="spellStart"/>
+      <w:r>
+        <w:rPr>
+          <w:b/>
+          <w:bCs/>
+          <w:i/>
+          <w:iCs/>
+          <w:sz w:val="28"/>
+          <w:szCs w:val="28"/>
+        </w:rPr>
+        <w:t>customerName</w:t>
+      </w:r>
+      <w:proofErr w:type="spellEnd"/>
+      <w:r>
+        <w:rPr>
+          <w:b/>
+          <w:bCs/>
+          <w:i/>
+          <w:iCs/>
+          <w:sz w:val="28"/>
+          <w:szCs w:val="28"/>
+        </w:rPr>
+        <w:t xml:space="preserve">, </w:t>
+      </w:r>
+      <w:proofErr w:type="spellStart"/>
+      <w:r>
+        <w:rPr>
+          <w:b/>
+          <w:bCs/>
+          <w:i/>
+          <w:iCs/>
+          <w:sz w:val="28"/>
+          <w:szCs w:val="28"/>
+        </w:rPr>
+        <w:t>city</w:t>
+      </w:r>
+      <w:proofErr w:type="spellEnd"/>
+      <w:r>
+        <w:rPr>
+          <w:b/>
+          <w:bCs/>
+          <w:i/>
+          <w:iCs/>
+          <w:sz w:val="28"/>
+          <w:szCs w:val="28"/>
+        </w:rPr>
+        <w:t xml:space="preserve">, </w:t>
+      </w:r>
+      <w:proofErr w:type="spellStart"/>
+      <w:r>
+        <w:rPr>
+          <w:b/>
+          <w:bCs/>
+          <w:i/>
+          <w:iCs/>
+          <w:sz w:val="28"/>
+          <w:szCs w:val="28"/>
+        </w:rPr>
+        <w:t>creditLimit</w:t>
+      </w:r>
+      <w:proofErr w:type="spellEnd"/>
+      <w:r>
+        <w:rPr>
+          <w:b/>
+          <w:bCs/>
+          <w:i/>
+          <w:iCs/>
+          <w:sz w:val="28"/>
+          <w:szCs w:val="28"/>
+        </w:rPr>
+        <w:t xml:space="preserve"> de la tabla </w:t>
+      </w:r>
+      <w:proofErr w:type="spellStart"/>
+      <w:r>
+        <w:rPr>
+          <w:b/>
+          <w:bCs/>
+          <w:i/>
+          <w:iCs/>
+          <w:sz w:val="28"/>
+          <w:szCs w:val="28"/>
+        </w:rPr>
+        <w:t>customers</w:t>
+      </w:r>
+      <w:proofErr w:type="spellEnd"/>
+      <w:r>
+        <w:rPr>
+          <w:b/>
+          <w:bCs/>
+          <w:i/>
+          <w:iCs/>
+          <w:sz w:val="28"/>
+          <w:szCs w:val="28"/>
+        </w:rPr>
+        <w:t xml:space="preserve">, ordenados por </w:t>
+      </w:r>
+      <w:proofErr w:type="spellStart"/>
+      <w:r>
+        <w:rPr>
+          <w:b/>
+          <w:bCs/>
+          <w:i/>
+          <w:iCs/>
+          <w:sz w:val="28"/>
+          <w:szCs w:val="28"/>
+        </w:rPr>
+        <w:t>creditLimit</w:t>
+      </w:r>
+      <w:proofErr w:type="spellEnd"/>
+      <w:r>
+        <w:rPr>
+          <w:b/>
+          <w:bCs/>
+          <w:i/>
+          <w:iCs/>
+          <w:sz w:val="28"/>
+          <w:szCs w:val="28"/>
+        </w:rPr>
+        <w:t xml:space="preserve"> en orden ascendente, y </w:t>
+      </w:r>
+      <w:proofErr w:type="spellStart"/>
+      <w:r>
+        <w:rPr>
+          <w:b/>
+          <w:bCs/>
+          <w:i/>
+          <w:iCs/>
+          <w:sz w:val="28"/>
+          <w:szCs w:val="28"/>
+        </w:rPr>
+        <w:t>city</w:t>
+      </w:r>
+      <w:proofErr w:type="spellEnd"/>
+      <w:r>
+        <w:rPr>
+          <w:b/>
+          <w:bCs/>
+          <w:i/>
+          <w:iCs/>
+          <w:sz w:val="28"/>
+          <w:szCs w:val="28"/>
+        </w:rPr>
+        <w:t xml:space="preserve"> en orden descendente</w:t>
       </w:r>
     </w:p>
     <w:p>
@@ -1809,8 +2713,33 @@
           <w:sz w:val="24"/>
           <w:szCs w:val="24"/>
         </w:rPr>
-        <w:t>Nada, bien fácil, simplemente añadimos ese city desc</w:t>
-      </w:r>
+        <w:t xml:space="preserve">Nada, bien fácil, simplemente añadimos ese </w:t>
+      </w:r>
+      <w:proofErr w:type="spellStart"/>
+      <w:r>
+        <w:rPr>
+          <w:sz w:val="24"/>
+          <w:szCs w:val="24"/>
+        </w:rPr>
+        <w:t>city</w:t>
+      </w:r>
+      <w:proofErr w:type="spellEnd"/>
+      <w:r>
+        <w:rPr>
+          <w:sz w:val="24"/>
+          <w:szCs w:val="24"/>
+        </w:rPr>
+        <w:t xml:space="preserve"> </w:t>
+      </w:r>
+      <w:proofErr w:type="spellStart"/>
+      <w:r>
+        <w:rPr>
+          <w:sz w:val="24"/>
+          <w:szCs w:val="24"/>
+        </w:rPr>
+        <w:t>desc</w:t>
+      </w:r>
+      <w:proofErr w:type="spellEnd"/>
     </w:p>
     <w:p>
       <w:pPr>
@@ -1888,30 +2817,214 @@
           <w:sz w:val="24"/>
           <w:szCs w:val="24"/>
         </w:rPr>
-        <w:t>Como vemos la segunda tupla ya ha cambiado, por ejemplo, no es el customerNumber 168, sino que ahora es el 409</w:t>
-      </w:r>
-    </w:p>
-    <w:p>
-      <w:pPr>
-        <w:rPr>
-          <w:b/>
-          <w:bCs/>
-          <w:i/>
-          <w:iCs/>
-          <w:sz w:val="28"/>
-          <w:szCs w:val="28"/>
-        </w:rPr>
-      </w:pPr>
-      <w:r>
-        <w:rPr>
-          <w:b/>
-          <w:bCs/>
-          <w:i/>
-          <w:iCs/>
-          <w:sz w:val="28"/>
-          <w:szCs w:val="28"/>
-        </w:rPr>
-        <w:t>3. Muestra todos los customerNumber, customerName, city, creditLimit de la tabla customers, ordenados por customerName, cuya city sea Nantes o country sea France.</w:t>
+        <w:t xml:space="preserve">Como vemos la segunda tupla ya ha cambiado, por ejemplo, no es el </w:t>
+      </w:r>
+      <w:proofErr w:type="spellStart"/>
+      <w:r>
+        <w:rPr>
+          <w:sz w:val="24"/>
+          <w:szCs w:val="24"/>
+        </w:rPr>
+        <w:t>customerNumber</w:t>
+      </w:r>
+      <w:proofErr w:type="spellEnd"/>
+      <w:r>
+        <w:rPr>
+          <w:sz w:val="24"/>
+          <w:szCs w:val="24"/>
+        </w:rPr>
+        <w:t xml:space="preserve"> 168, sino que ahora es el 409</w:t>
+      </w:r>
+    </w:p>
+    <w:p>
+      <w:pPr>
+        <w:rPr>
+          <w:b/>
+          <w:bCs/>
+          <w:i/>
+          <w:iCs/>
+          <w:sz w:val="28"/>
+          <w:szCs w:val="28"/>
+        </w:rPr>
+      </w:pPr>
+      <w:r>
+        <w:rPr>
+          <w:b/>
+          <w:bCs/>
+          <w:i/>
+          <w:iCs/>
+          <w:sz w:val="28"/>
+          <w:szCs w:val="28"/>
+        </w:rPr>
+        <w:t xml:space="preserve">3. Muestra todos los </w:t>
+      </w:r>
+      <w:proofErr w:type="spellStart"/>
+      <w:r>
+        <w:rPr>
+          <w:b/>
+          <w:bCs/>
+          <w:i/>
+          <w:iCs/>
+          <w:sz w:val="28"/>
+          <w:szCs w:val="28"/>
+        </w:rPr>
+        <w:t>customerNumber</w:t>
+      </w:r>
+      <w:proofErr w:type="spellEnd"/>
+      <w:r>
+        <w:rPr>
+          <w:b/>
+          <w:bCs/>
+          <w:i/>
+          <w:iCs/>
+          <w:sz w:val="28"/>
+          <w:szCs w:val="28"/>
+        </w:rPr>
+        <w:t xml:space="preserve">, </w:t>
+      </w:r>
+      <w:proofErr w:type="spellStart"/>
+      <w:r>
+        <w:rPr>
+          <w:b/>
+          <w:bCs/>
+          <w:i/>
+          <w:iCs/>
+          <w:sz w:val="28"/>
+          <w:szCs w:val="28"/>
+        </w:rPr>
+        <w:t>customerName</w:t>
+      </w:r>
+      <w:proofErr w:type="spellEnd"/>
+      <w:r>
+        <w:rPr>
+          <w:b/>
+          <w:bCs/>
+          <w:i/>
+          <w:iCs/>
+          <w:sz w:val="28"/>
+          <w:szCs w:val="28"/>
+        </w:rPr>
+        <w:t xml:space="preserve">, </w:t>
+      </w:r>
+      <w:proofErr w:type="spellStart"/>
+      <w:r>
+        <w:rPr>
+          <w:b/>
+          <w:bCs/>
+          <w:i/>
+          <w:iCs/>
+          <w:sz w:val="28"/>
+          <w:szCs w:val="28"/>
+        </w:rPr>
+        <w:t>city</w:t>
+      </w:r>
+      <w:proofErr w:type="spellEnd"/>
+      <w:r>
+        <w:rPr>
+          <w:b/>
+          <w:bCs/>
+          <w:i/>
+          <w:iCs/>
+          <w:sz w:val="28"/>
+          <w:szCs w:val="28"/>
+        </w:rPr>
+        <w:t xml:space="preserve">, </w:t>
+      </w:r>
+      <w:proofErr w:type="spellStart"/>
+      <w:r>
+        <w:rPr>
+          <w:b/>
+          <w:bCs/>
+          <w:i/>
+          <w:iCs/>
+          <w:sz w:val="28"/>
+          <w:szCs w:val="28"/>
+        </w:rPr>
+        <w:t>creditLimit</w:t>
+      </w:r>
+      <w:proofErr w:type="spellEnd"/>
+      <w:r>
+        <w:rPr>
+          <w:b/>
+          <w:bCs/>
+          <w:i/>
+          <w:iCs/>
+          <w:sz w:val="28"/>
+          <w:szCs w:val="28"/>
+        </w:rPr>
+        <w:t xml:space="preserve"> de la tabla </w:t>
+      </w:r>
+      <w:proofErr w:type="spellStart"/>
+      <w:r>
+        <w:rPr>
+          <w:b/>
+          <w:bCs/>
+          <w:i/>
+          <w:iCs/>
+          <w:sz w:val="28"/>
+          <w:szCs w:val="28"/>
+        </w:rPr>
+        <w:t>customers</w:t>
+      </w:r>
+      <w:proofErr w:type="spellEnd"/>
+      <w:r>
+        <w:rPr>
+          <w:b/>
+          <w:bCs/>
+          <w:i/>
+          <w:iCs/>
+          <w:sz w:val="28"/>
+          <w:szCs w:val="28"/>
+        </w:rPr>
+        <w:t xml:space="preserve">, ordenados por </w:t>
+      </w:r>
+      <w:proofErr w:type="spellStart"/>
+      <w:r>
+        <w:rPr>
+          <w:b/>
+          <w:bCs/>
+          <w:i/>
+          <w:iCs/>
+          <w:sz w:val="28"/>
+          <w:szCs w:val="28"/>
+        </w:rPr>
+        <w:t>customerName</w:t>
+      </w:r>
+      <w:proofErr w:type="spellEnd"/>
+      <w:r>
+        <w:rPr>
+          <w:b/>
+          <w:bCs/>
+          <w:i/>
+          <w:iCs/>
+          <w:sz w:val="28"/>
+          <w:szCs w:val="28"/>
+        </w:rPr>
+        <w:t xml:space="preserve">, cuya </w:t>
+      </w:r>
+      <w:proofErr w:type="spellStart"/>
+      <w:r>
+        <w:rPr>
+          <w:b/>
+          <w:bCs/>
+          <w:i/>
+          <w:iCs/>
+          <w:sz w:val="28"/>
+          <w:szCs w:val="28"/>
+        </w:rPr>
+        <w:t>city</w:t>
+      </w:r>
+      <w:proofErr w:type="spellEnd"/>
+      <w:r>
+        <w:rPr>
+          <w:b/>
+          <w:bCs/>
+          <w:i/>
+          <w:iCs/>
+          <w:sz w:val="28"/>
+          <w:szCs w:val="28"/>
+        </w:rPr>
+        <w:t xml:space="preserve"> sea Nantes o country sea France.</w:t>
       </w:r>
     </w:p>
     <w:p>
@@ -1941,7 +3054,39 @@
           <w:sz w:val="24"/>
           <w:szCs w:val="24"/>
         </w:rPr>
-        <w:t xml:space="preserve">Francia, además de eso, estarán ordenados por customerName en vez de creditLimit (no especificaremos orden) </w:t>
+        <w:t xml:space="preserve">Francia, además de eso, estarán ordenados por </w:t>
+      </w:r>
+      <w:proofErr w:type="spellStart"/>
+      <w:r>
+        <w:rPr>
+          <w:sz w:val="24"/>
+          <w:szCs w:val="24"/>
+        </w:rPr>
+        <w:t>customerName</w:t>
+      </w:r>
+      <w:proofErr w:type="spellEnd"/>
+      <w:r>
+        <w:rPr>
+          <w:sz w:val="24"/>
+          <w:szCs w:val="24"/>
+        </w:rPr>
+        <w:t xml:space="preserve"> en vez de </w:t>
+      </w:r>
+      <w:proofErr w:type="spellStart"/>
+      <w:r>
+        <w:rPr>
+          <w:sz w:val="24"/>
+          <w:szCs w:val="24"/>
+        </w:rPr>
+        <w:t>creditLimit</w:t>
+      </w:r>
+      <w:proofErr w:type="spellEnd"/>
+      <w:r>
+        <w:rPr>
+          <w:sz w:val="24"/>
+          <w:szCs w:val="24"/>
+        </w:rPr>
+        <w:t xml:space="preserve"> (no especificaremos orden) </w:t>
       </w:r>
     </w:p>
     <w:p>
@@ -2028,6 +3173,7 @@
         </w:rPr>
         <w:t xml:space="preserve">utilizamos un </w:t>
       </w:r>
+      <w:proofErr w:type="spellStart"/>
       <w:r>
         <w:rPr>
           <w:sz w:val="24"/>
@@ -2035,6 +3181,7 @@
         </w:rPr>
         <w:t>where</w:t>
       </w:r>
+      <w:proofErr w:type="spellEnd"/>
       <w:r>
         <w:rPr>
           <w:sz w:val="24"/>
@@ -2054,15 +3201,72 @@
           <w:sz w:val="24"/>
           <w:szCs w:val="24"/>
         </w:rPr>
-        <w:t xml:space="preserve"> (or) el país es Francia</w:t>
-      </w:r>
-      <w:r>
-        <w:rPr>
-          <w:sz w:val="24"/>
-          <w:szCs w:val="24"/>
-        </w:rPr>
-        <w:t xml:space="preserve"> order by (ordenados por) customerName</w:t>
-      </w:r>
+        <w:t xml:space="preserve"> (</w:t>
+      </w:r>
+      <w:proofErr w:type="spellStart"/>
+      <w:r>
+        <w:rPr>
+          <w:sz w:val="24"/>
+          <w:szCs w:val="24"/>
+        </w:rPr>
+        <w:t>or</w:t>
+      </w:r>
+      <w:proofErr w:type="spellEnd"/>
+      <w:r>
+        <w:rPr>
+          <w:sz w:val="24"/>
+          <w:szCs w:val="24"/>
+        </w:rPr>
+        <w:t>) el país es Francia</w:t>
+      </w:r>
+      <w:r>
+        <w:rPr>
+          <w:sz w:val="24"/>
+          <w:szCs w:val="24"/>
+        </w:rPr>
+        <w:t xml:space="preserve"> </w:t>
+      </w:r>
+      <w:proofErr w:type="spellStart"/>
+      <w:r>
+        <w:rPr>
+          <w:sz w:val="24"/>
+          <w:szCs w:val="24"/>
+        </w:rPr>
+        <w:t>order</w:t>
+      </w:r>
+      <w:proofErr w:type="spellEnd"/>
+      <w:r>
+        <w:rPr>
+          <w:sz w:val="24"/>
+          <w:szCs w:val="24"/>
+        </w:rPr>
+        <w:t xml:space="preserve"> </w:t>
+      </w:r>
+      <w:proofErr w:type="spellStart"/>
+      <w:r>
+        <w:rPr>
+          <w:sz w:val="24"/>
+          <w:szCs w:val="24"/>
+        </w:rPr>
+        <w:t>by</w:t>
+      </w:r>
+      <w:proofErr w:type="spellEnd"/>
+      <w:r>
+        <w:rPr>
+          <w:sz w:val="24"/>
+          <w:szCs w:val="24"/>
+        </w:rPr>
+        <w:t xml:space="preserve"> (ordenados por) </w:t>
+      </w:r>
+      <w:proofErr w:type="spellStart"/>
+      <w:r>
+        <w:rPr>
+          <w:sz w:val="24"/>
+          <w:szCs w:val="24"/>
+        </w:rPr>
+        <w:t>customerName</w:t>
+      </w:r>
+      <w:proofErr w:type="spellEnd"/>
     </w:p>
     <w:p>
       <w:pPr>
@@ -2148,7 +3352,199 @@
           <w:sz w:val="28"/>
           <w:szCs w:val="28"/>
         </w:rPr>
-        <w:t>4. Muestra todos los customerNumber, customerName, city, creditLimit de la tabla customers, ordenados por customerName, cuya city sea Nantes y cuyo creditLimit sea menor o igual que 100000.</w:t>
+        <w:t xml:space="preserve">4. Muestra todos los </w:t>
+      </w:r>
+      <w:proofErr w:type="spellStart"/>
+      <w:r>
+        <w:rPr>
+          <w:b/>
+          <w:bCs/>
+          <w:i/>
+          <w:iCs/>
+          <w:sz w:val="28"/>
+          <w:szCs w:val="28"/>
+        </w:rPr>
+        <w:t>customerNumber</w:t>
+      </w:r>
+      <w:proofErr w:type="spellEnd"/>
+      <w:r>
+        <w:rPr>
+          <w:b/>
+          <w:bCs/>
+          <w:i/>
+          <w:iCs/>
+          <w:sz w:val="28"/>
+          <w:szCs w:val="28"/>
+        </w:rPr>
+        <w:t xml:space="preserve">, </w:t>
+      </w:r>
+      <w:proofErr w:type="spellStart"/>
+      <w:r>
+        <w:rPr>
+          <w:b/>
+          <w:bCs/>
+          <w:i/>
+          <w:iCs/>
+          <w:sz w:val="28"/>
+          <w:szCs w:val="28"/>
+        </w:rPr>
+        <w:t>customerName</w:t>
+      </w:r>
+      <w:proofErr w:type="spellEnd"/>
+      <w:r>
+        <w:rPr>
+          <w:b/>
+          <w:bCs/>
+          <w:i/>
+          <w:iCs/>
+          <w:sz w:val="28"/>
+          <w:szCs w:val="28"/>
+        </w:rPr>
+        <w:t xml:space="preserve">, </w:t>
+      </w:r>
+      <w:proofErr w:type="spellStart"/>
+      <w:r>
+        <w:rPr>
+          <w:b/>
+          <w:bCs/>
+          <w:i/>
+          <w:iCs/>
+          <w:sz w:val="28"/>
+          <w:szCs w:val="28"/>
+        </w:rPr>
+        <w:t>city</w:t>
+      </w:r>
+      <w:proofErr w:type="spellEnd"/>
+      <w:r>
+        <w:rPr>
+          <w:b/>
+          <w:bCs/>
+          <w:i/>
+          <w:iCs/>
+          <w:sz w:val="28"/>
+          <w:szCs w:val="28"/>
+        </w:rPr>
+        <w:t xml:space="preserve">, </w:t>
+      </w:r>
+      <w:proofErr w:type="spellStart"/>
+      <w:r>
+        <w:rPr>
+          <w:b/>
+          <w:bCs/>
+          <w:i/>
+          <w:iCs/>
+          <w:sz w:val="28"/>
+          <w:szCs w:val="28"/>
+        </w:rPr>
+        <w:t>creditLimit</w:t>
+      </w:r>
+      <w:proofErr w:type="spellEnd"/>
+      <w:r>
+        <w:rPr>
+          <w:b/>
+          <w:bCs/>
+          <w:i/>
+          <w:iCs/>
+          <w:sz w:val="28"/>
+          <w:szCs w:val="28"/>
+        </w:rPr>
+        <w:t xml:space="preserve"> de la tabla </w:t>
+      </w:r>
+      <w:proofErr w:type="spellStart"/>
+      <w:r>
+        <w:rPr>
+          <w:b/>
+          <w:bCs/>
+          <w:i/>
+          <w:iCs/>
+          <w:sz w:val="28"/>
+          <w:szCs w:val="28"/>
+        </w:rPr>
+        <w:t>customers</w:t>
+      </w:r>
+      <w:proofErr w:type="spellEnd"/>
+      <w:r>
+        <w:rPr>
+          <w:b/>
+          <w:bCs/>
+          <w:i/>
+          <w:iCs/>
+          <w:sz w:val="28"/>
+          <w:szCs w:val="28"/>
+        </w:rPr>
+        <w:t xml:space="preserve">, ordenados por </w:t>
+      </w:r>
+      <w:proofErr w:type="spellStart"/>
+      <w:r>
+        <w:rPr>
+          <w:b/>
+          <w:bCs/>
+          <w:i/>
+          <w:iCs/>
+          <w:sz w:val="28"/>
+          <w:szCs w:val="28"/>
+        </w:rPr>
+        <w:t>customerName</w:t>
+      </w:r>
+      <w:proofErr w:type="spellEnd"/>
+      <w:r>
+        <w:rPr>
+          <w:b/>
+          <w:bCs/>
+          <w:i/>
+          <w:iCs/>
+          <w:sz w:val="28"/>
+          <w:szCs w:val="28"/>
+        </w:rPr>
+        <w:t xml:space="preserve">, cuya </w:t>
+      </w:r>
+      <w:proofErr w:type="spellStart"/>
+      <w:r>
+        <w:rPr>
+          <w:b/>
+          <w:bCs/>
+          <w:i/>
+          <w:iCs/>
+          <w:sz w:val="28"/>
+          <w:szCs w:val="28"/>
+        </w:rPr>
+        <w:t>city</w:t>
+      </w:r>
+      <w:proofErr w:type="spellEnd"/>
+      <w:r>
+        <w:rPr>
+          <w:b/>
+          <w:bCs/>
+          <w:i/>
+          <w:iCs/>
+          <w:sz w:val="28"/>
+          <w:szCs w:val="28"/>
+        </w:rPr>
+        <w:t xml:space="preserve"> sea Nantes y cuyo </w:t>
+      </w:r>
+      <w:proofErr w:type="spellStart"/>
+      <w:r>
+        <w:rPr>
+          <w:b/>
+          <w:bCs/>
+          <w:i/>
+          <w:iCs/>
+          <w:sz w:val="28"/>
+          <w:szCs w:val="28"/>
+        </w:rPr>
+        <w:t>creditLimit</w:t>
+      </w:r>
+      <w:proofErr w:type="spellEnd"/>
+      <w:r>
+        <w:rPr>
+          <w:b/>
+          <w:bCs/>
+          <w:i/>
+          <w:iCs/>
+          <w:sz w:val="28"/>
+          <w:szCs w:val="28"/>
+        </w:rPr>
+        <w:t xml:space="preserve"> sea menor o igual que 100000.</w:t>
       </w:r>
     </w:p>
     <w:p>
@@ -2185,8 +3581,17 @@
           <w:sz w:val="24"/>
           <w:szCs w:val="24"/>
         </w:rPr>
-        <w:t>, todo ello ordenado por customerName</w:t>
-      </w:r>
+        <w:t xml:space="preserve">, todo ello ordenado por </w:t>
+      </w:r>
+      <w:proofErr w:type="spellStart"/>
+      <w:r>
+        <w:rPr>
+          <w:sz w:val="24"/>
+          <w:szCs w:val="24"/>
+        </w:rPr>
+        <w:t>customerName</w:t>
+      </w:r>
+      <w:proofErr w:type="spellEnd"/>
     </w:p>
     <w:p>
       <w:pPr>
@@ -2263,7 +3668,23 @@
           <w:sz w:val="24"/>
           <w:szCs w:val="24"/>
         </w:rPr>
-        <w:t xml:space="preserve">Más fácil no podía ser, utilizamos un where (dónde) la ciudad es (=) </w:t>
+        <w:t xml:space="preserve">Más fácil no podía ser, utilizamos un </w:t>
+      </w:r>
+      <w:proofErr w:type="spellStart"/>
+      <w:r>
+        <w:rPr>
+          <w:sz w:val="24"/>
+          <w:szCs w:val="24"/>
+        </w:rPr>
+        <w:t>where</w:t>
+      </w:r>
+      <w:proofErr w:type="spellEnd"/>
+      <w:r>
+        <w:rPr>
+          <w:sz w:val="24"/>
+          <w:szCs w:val="24"/>
+        </w:rPr>
+        <w:t xml:space="preserve"> (dónde) la ciudad es (=) </w:t>
       </w:r>
       <w:r>
         <w:rPr>
@@ -2378,30 +3799,214 @@
           <w:sz w:val="28"/>
           <w:szCs w:val="28"/>
         </w:rPr>
-        <w:t>5. Muestra todos los customerName, city de la tabla customers, ordenados por city, cuya city sea Madrid, Lyon o Paris.</w:t>
-      </w:r>
-    </w:p>
-    <w:p>
-      <w:pPr>
-        <w:rPr>
-          <w:sz w:val="24"/>
-          <w:szCs w:val="24"/>
-        </w:rPr>
-      </w:pPr>
-    </w:p>
-    <w:p>
-      <w:pPr>
-        <w:rPr>
-          <w:sz w:val="24"/>
-          <w:szCs w:val="24"/>
-        </w:rPr>
-      </w:pPr>
-      <w:r>
-        <w:rPr>
-          <w:sz w:val="24"/>
-          <w:szCs w:val="24"/>
-        </w:rPr>
-        <w:t>Vamos a mostrar los customerName, city de customers que estén ordenados por city y sean Madrid o Paris o Lyon</w:t>
+        <w:t xml:space="preserve">5. Muestra todos los </w:t>
+      </w:r>
+      <w:proofErr w:type="spellStart"/>
+      <w:r>
+        <w:rPr>
+          <w:b/>
+          <w:bCs/>
+          <w:i/>
+          <w:iCs/>
+          <w:sz w:val="28"/>
+          <w:szCs w:val="28"/>
+        </w:rPr>
+        <w:t>customerName</w:t>
+      </w:r>
+      <w:proofErr w:type="spellEnd"/>
+      <w:r>
+        <w:rPr>
+          <w:b/>
+          <w:bCs/>
+          <w:i/>
+          <w:iCs/>
+          <w:sz w:val="28"/>
+          <w:szCs w:val="28"/>
+        </w:rPr>
+        <w:t xml:space="preserve">, </w:t>
+      </w:r>
+      <w:proofErr w:type="spellStart"/>
+      <w:r>
+        <w:rPr>
+          <w:b/>
+          <w:bCs/>
+          <w:i/>
+          <w:iCs/>
+          <w:sz w:val="28"/>
+          <w:szCs w:val="28"/>
+        </w:rPr>
+        <w:t>city</w:t>
+      </w:r>
+      <w:proofErr w:type="spellEnd"/>
+      <w:r>
+        <w:rPr>
+          <w:b/>
+          <w:bCs/>
+          <w:i/>
+          <w:iCs/>
+          <w:sz w:val="28"/>
+          <w:szCs w:val="28"/>
+        </w:rPr>
+        <w:t xml:space="preserve"> de la tabla </w:t>
+      </w:r>
+      <w:proofErr w:type="spellStart"/>
+      <w:r>
+        <w:rPr>
+          <w:b/>
+          <w:bCs/>
+          <w:i/>
+          <w:iCs/>
+          <w:sz w:val="28"/>
+          <w:szCs w:val="28"/>
+        </w:rPr>
+        <w:t>customers</w:t>
+      </w:r>
+      <w:proofErr w:type="spellEnd"/>
+      <w:r>
+        <w:rPr>
+          <w:b/>
+          <w:bCs/>
+          <w:i/>
+          <w:iCs/>
+          <w:sz w:val="28"/>
+          <w:szCs w:val="28"/>
+        </w:rPr>
+        <w:t xml:space="preserve">, ordenados por </w:t>
+      </w:r>
+      <w:proofErr w:type="spellStart"/>
+      <w:r>
+        <w:rPr>
+          <w:b/>
+          <w:bCs/>
+          <w:i/>
+          <w:iCs/>
+          <w:sz w:val="28"/>
+          <w:szCs w:val="28"/>
+        </w:rPr>
+        <w:t>city</w:t>
+      </w:r>
+      <w:proofErr w:type="spellEnd"/>
+      <w:r>
+        <w:rPr>
+          <w:b/>
+          <w:bCs/>
+          <w:i/>
+          <w:iCs/>
+          <w:sz w:val="28"/>
+          <w:szCs w:val="28"/>
+        </w:rPr>
+        <w:t xml:space="preserve">, cuya </w:t>
+      </w:r>
+      <w:proofErr w:type="spellStart"/>
+      <w:r>
+        <w:rPr>
+          <w:b/>
+          <w:bCs/>
+          <w:i/>
+          <w:iCs/>
+          <w:sz w:val="28"/>
+          <w:szCs w:val="28"/>
+        </w:rPr>
+        <w:t>city</w:t>
+      </w:r>
+      <w:proofErr w:type="spellEnd"/>
+      <w:r>
+        <w:rPr>
+          <w:b/>
+          <w:bCs/>
+          <w:i/>
+          <w:iCs/>
+          <w:sz w:val="28"/>
+          <w:szCs w:val="28"/>
+        </w:rPr>
+        <w:t xml:space="preserve"> sea Madrid, Lyon o Paris.</w:t>
+      </w:r>
+    </w:p>
+    <w:p>
+      <w:pPr>
+        <w:rPr>
+          <w:sz w:val="24"/>
+          <w:szCs w:val="24"/>
+        </w:rPr>
+      </w:pPr>
+    </w:p>
+    <w:p>
+      <w:pPr>
+        <w:rPr>
+          <w:sz w:val="24"/>
+          <w:szCs w:val="24"/>
+        </w:rPr>
+      </w:pPr>
+      <w:r>
+        <w:rPr>
+          <w:sz w:val="24"/>
+          <w:szCs w:val="24"/>
+        </w:rPr>
+        <w:t xml:space="preserve">Vamos a mostrar los </w:t>
+      </w:r>
+      <w:proofErr w:type="spellStart"/>
+      <w:r>
+        <w:rPr>
+          <w:sz w:val="24"/>
+          <w:szCs w:val="24"/>
+        </w:rPr>
+        <w:t>customerName</w:t>
+      </w:r>
+      <w:proofErr w:type="spellEnd"/>
+      <w:r>
+        <w:rPr>
+          <w:sz w:val="24"/>
+          <w:szCs w:val="24"/>
+        </w:rPr>
+        <w:t xml:space="preserve">, </w:t>
+      </w:r>
+      <w:proofErr w:type="spellStart"/>
+      <w:r>
+        <w:rPr>
+          <w:sz w:val="24"/>
+          <w:szCs w:val="24"/>
+        </w:rPr>
+        <w:t>city</w:t>
+      </w:r>
+      <w:proofErr w:type="spellEnd"/>
+      <w:r>
+        <w:rPr>
+          <w:sz w:val="24"/>
+          <w:szCs w:val="24"/>
+        </w:rPr>
+        <w:t xml:space="preserve"> de </w:t>
+      </w:r>
+      <w:proofErr w:type="spellStart"/>
+      <w:r>
+        <w:rPr>
+          <w:sz w:val="24"/>
+          <w:szCs w:val="24"/>
+        </w:rPr>
+        <w:t>customers</w:t>
+      </w:r>
+      <w:proofErr w:type="spellEnd"/>
+      <w:r>
+        <w:rPr>
+          <w:sz w:val="24"/>
+          <w:szCs w:val="24"/>
+        </w:rPr>
+        <w:t xml:space="preserve"> que estén ordenados por </w:t>
+      </w:r>
+      <w:proofErr w:type="spellStart"/>
+      <w:r>
+        <w:rPr>
+          <w:sz w:val="24"/>
+          <w:szCs w:val="24"/>
+        </w:rPr>
+        <w:t>city</w:t>
+      </w:r>
+      <w:proofErr w:type="spellEnd"/>
+      <w:r>
+        <w:rPr>
+          <w:sz w:val="24"/>
+          <w:szCs w:val="24"/>
+        </w:rPr>
+        <w:t xml:space="preserve"> y sean Madrid o Paris o Lyon</w:t>
       </w:r>
     </w:p>
     <w:p>
@@ -2592,30 +4197,142 @@
           <w:sz w:val="28"/>
           <w:szCs w:val="28"/>
         </w:rPr>
-        <w:t>. Muestra todos los customerName, creditLimit  de la tabla customers cuyo creditLimit este entre 10000 y 87000.</w:t>
-      </w:r>
-    </w:p>
-    <w:p>
-      <w:pPr>
-        <w:rPr>
-          <w:sz w:val="24"/>
-          <w:szCs w:val="24"/>
-        </w:rPr>
-      </w:pPr>
-    </w:p>
-    <w:p>
-      <w:pPr>
-        <w:rPr>
-          <w:sz w:val="24"/>
-          <w:szCs w:val="24"/>
-        </w:rPr>
-      </w:pPr>
-      <w:r>
-        <w:rPr>
-          <w:sz w:val="24"/>
-          <w:szCs w:val="24"/>
-        </w:rPr>
-        <w:t>Ahora vamos a sacar los customerNumbers que tengan un crédito entre 10000 y 87000, es muy importante saber que cuando se habla de rangos, los extremos (10000 y 87000, también están incluidos)</w:t>
+        <w:t xml:space="preserve">. Muestra todos los </w:t>
+      </w:r>
+      <w:proofErr w:type="spellStart"/>
+      <w:r>
+        <w:rPr>
+          <w:b/>
+          <w:bCs/>
+          <w:i/>
+          <w:iCs/>
+          <w:sz w:val="28"/>
+          <w:szCs w:val="28"/>
+        </w:rPr>
+        <w:t>customerName</w:t>
+      </w:r>
+      <w:proofErr w:type="spellEnd"/>
+      <w:r>
+        <w:rPr>
+          <w:b/>
+          <w:bCs/>
+          <w:i/>
+          <w:iCs/>
+          <w:sz w:val="28"/>
+          <w:szCs w:val="28"/>
+        </w:rPr>
+        <w:t xml:space="preserve">, </w:t>
+      </w:r>
+      <w:proofErr w:type="spellStart"/>
+      <w:r>
+        <w:rPr>
+          <w:b/>
+          <w:bCs/>
+          <w:i/>
+          <w:iCs/>
+          <w:sz w:val="28"/>
+          <w:szCs w:val="28"/>
+        </w:rPr>
+        <w:t>creditLimit</w:t>
+      </w:r>
+      <w:proofErr w:type="spellEnd"/>
+      <w:r>
+        <w:rPr>
+          <w:b/>
+          <w:bCs/>
+          <w:i/>
+          <w:iCs/>
+          <w:sz w:val="28"/>
+          <w:szCs w:val="28"/>
+        </w:rPr>
+        <w:t xml:space="preserve">  de la tabla </w:t>
+      </w:r>
+      <w:proofErr w:type="spellStart"/>
+      <w:r>
+        <w:rPr>
+          <w:b/>
+          <w:bCs/>
+          <w:i/>
+          <w:iCs/>
+          <w:sz w:val="28"/>
+          <w:szCs w:val="28"/>
+        </w:rPr>
+        <w:t>customers</w:t>
+      </w:r>
+      <w:proofErr w:type="spellEnd"/>
+      <w:r>
+        <w:rPr>
+          <w:b/>
+          <w:bCs/>
+          <w:i/>
+          <w:iCs/>
+          <w:sz w:val="28"/>
+          <w:szCs w:val="28"/>
+        </w:rPr>
+        <w:t xml:space="preserve"> cuyo </w:t>
+      </w:r>
+      <w:proofErr w:type="spellStart"/>
+      <w:r>
+        <w:rPr>
+          <w:b/>
+          <w:bCs/>
+          <w:i/>
+          <w:iCs/>
+          <w:sz w:val="28"/>
+          <w:szCs w:val="28"/>
+        </w:rPr>
+        <w:t>creditLimit</w:t>
+      </w:r>
+      <w:proofErr w:type="spellEnd"/>
+      <w:r>
+        <w:rPr>
+          <w:b/>
+          <w:bCs/>
+          <w:i/>
+          <w:iCs/>
+          <w:sz w:val="28"/>
+          <w:szCs w:val="28"/>
+        </w:rPr>
+        <w:t xml:space="preserve"> este entre 10000 y 87000.</w:t>
+      </w:r>
+    </w:p>
+    <w:p>
+      <w:pPr>
+        <w:rPr>
+          <w:sz w:val="24"/>
+          <w:szCs w:val="24"/>
+        </w:rPr>
+      </w:pPr>
+    </w:p>
+    <w:p>
+      <w:pPr>
+        <w:rPr>
+          <w:sz w:val="24"/>
+          <w:szCs w:val="24"/>
+        </w:rPr>
+      </w:pPr>
+      <w:r>
+        <w:rPr>
+          <w:sz w:val="24"/>
+          <w:szCs w:val="24"/>
+        </w:rPr>
+        <w:t xml:space="preserve">Ahora vamos a sacar los </w:t>
+      </w:r>
+      <w:proofErr w:type="spellStart"/>
+      <w:r>
+        <w:rPr>
+          <w:sz w:val="24"/>
+          <w:szCs w:val="24"/>
+        </w:rPr>
+        <w:t>customerNumbers</w:t>
+      </w:r>
+      <w:proofErr w:type="spellEnd"/>
+      <w:r>
+        <w:rPr>
+          <w:sz w:val="24"/>
+          <w:szCs w:val="24"/>
+        </w:rPr>
+        <w:t xml:space="preserve"> que tengan un crédito entre 10000 y 87000, es muy importante saber que cuando se habla de rangos, los extremos (10000 y 87000, también están incluidos)</w:t>
       </w:r>
     </w:p>
     <w:p>
@@ -2806,30 +4523,206 @@
           <w:sz w:val="28"/>
           <w:szCs w:val="28"/>
         </w:rPr>
-        <w:t>. Muestra todos los customerName, contactLastname de la tabla customers cuyo contactLastname empiece por ‘De’.</w:t>
-      </w:r>
-    </w:p>
-    <w:p>
-      <w:pPr>
-        <w:rPr>
-          <w:sz w:val="24"/>
-          <w:szCs w:val="24"/>
-        </w:rPr>
-      </w:pPr>
-    </w:p>
-    <w:p>
-      <w:pPr>
-        <w:rPr>
-          <w:sz w:val="24"/>
-          <w:szCs w:val="24"/>
-        </w:rPr>
-      </w:pPr>
-      <w:r>
-        <w:rPr>
-          <w:sz w:val="24"/>
-          <w:szCs w:val="24"/>
-        </w:rPr>
-        <w:t>Ahora vamos a ver a partir del customerName y ContactLastname que nombres que empiezen por De hay en nuestra tabla, para eso vamos a utilizar el like ‘</w:t>
+        <w:t xml:space="preserve">. Muestra todos los </w:t>
+      </w:r>
+      <w:proofErr w:type="spellStart"/>
+      <w:r>
+        <w:rPr>
+          <w:b/>
+          <w:bCs/>
+          <w:i/>
+          <w:iCs/>
+          <w:sz w:val="28"/>
+          <w:szCs w:val="28"/>
+        </w:rPr>
+        <w:t>customerName</w:t>
+      </w:r>
+      <w:proofErr w:type="spellEnd"/>
+      <w:r>
+        <w:rPr>
+          <w:b/>
+          <w:bCs/>
+          <w:i/>
+          <w:iCs/>
+          <w:sz w:val="28"/>
+          <w:szCs w:val="28"/>
+        </w:rPr>
+        <w:t xml:space="preserve">, </w:t>
+      </w:r>
+      <w:proofErr w:type="spellStart"/>
+      <w:r>
+        <w:rPr>
+          <w:b/>
+          <w:bCs/>
+          <w:i/>
+          <w:iCs/>
+          <w:sz w:val="28"/>
+          <w:szCs w:val="28"/>
+        </w:rPr>
+        <w:t>contactLastname</w:t>
+      </w:r>
+      <w:proofErr w:type="spellEnd"/>
+      <w:r>
+        <w:rPr>
+          <w:b/>
+          <w:bCs/>
+          <w:i/>
+          <w:iCs/>
+          <w:sz w:val="28"/>
+          <w:szCs w:val="28"/>
+        </w:rPr>
+        <w:t xml:space="preserve"> de la tabla </w:t>
+      </w:r>
+      <w:proofErr w:type="spellStart"/>
+      <w:r>
+        <w:rPr>
+          <w:b/>
+          <w:bCs/>
+          <w:i/>
+          <w:iCs/>
+          <w:sz w:val="28"/>
+          <w:szCs w:val="28"/>
+        </w:rPr>
+        <w:t>customers</w:t>
+      </w:r>
+      <w:proofErr w:type="spellEnd"/>
+      <w:r>
+        <w:rPr>
+          <w:b/>
+          <w:bCs/>
+          <w:i/>
+          <w:iCs/>
+          <w:sz w:val="28"/>
+          <w:szCs w:val="28"/>
+        </w:rPr>
+        <w:t xml:space="preserve"> cuyo </w:t>
+      </w:r>
+      <w:proofErr w:type="spellStart"/>
+      <w:r>
+        <w:rPr>
+          <w:b/>
+          <w:bCs/>
+          <w:i/>
+          <w:iCs/>
+          <w:sz w:val="28"/>
+          <w:szCs w:val="28"/>
+        </w:rPr>
+        <w:t>contactLastname</w:t>
+      </w:r>
+      <w:proofErr w:type="spellEnd"/>
+      <w:r>
+        <w:rPr>
+          <w:b/>
+          <w:bCs/>
+          <w:i/>
+          <w:iCs/>
+          <w:sz w:val="28"/>
+          <w:szCs w:val="28"/>
+        </w:rPr>
+        <w:t xml:space="preserve"> empiece por ‘De’.</w:t>
+      </w:r>
+    </w:p>
+    <w:p>
+      <w:pPr>
+        <w:rPr>
+          <w:sz w:val="24"/>
+          <w:szCs w:val="24"/>
+        </w:rPr>
+      </w:pPr>
+    </w:p>
+    <w:p>
+      <w:pPr>
+        <w:rPr>
+          <w:sz w:val="24"/>
+          <w:szCs w:val="24"/>
+        </w:rPr>
+      </w:pPr>
+      <w:r>
+        <w:rPr>
+          <w:sz w:val="24"/>
+          <w:szCs w:val="24"/>
+        </w:rPr>
+        <w:t xml:space="preserve">Ahora vamos a ver a partir del </w:t>
+      </w:r>
+      <w:proofErr w:type="spellStart"/>
+      <w:r>
+        <w:rPr>
+          <w:sz w:val="24"/>
+          <w:szCs w:val="24"/>
+        </w:rPr>
+        <w:t>customerName</w:t>
+      </w:r>
+      <w:proofErr w:type="spellEnd"/>
+      <w:r>
+        <w:rPr>
+          <w:sz w:val="24"/>
+          <w:szCs w:val="24"/>
+        </w:rPr>
+        <w:t xml:space="preserve"> y </w:t>
+      </w:r>
+      <w:proofErr w:type="spellStart"/>
+      <w:r>
+        <w:rPr>
+          <w:sz w:val="24"/>
+          <w:szCs w:val="24"/>
+        </w:rPr>
+        <w:t>ContactLastname</w:t>
+      </w:r>
+      <w:proofErr w:type="spellEnd"/>
+      <w:r>
+        <w:rPr>
+          <w:sz w:val="24"/>
+          <w:szCs w:val="24"/>
+        </w:rPr>
+        <w:t xml:space="preserve"> que nombres que </w:t>
+      </w:r>
+      <w:proofErr w:type="spellStart"/>
+      <w:r>
+        <w:rPr>
+          <w:sz w:val="24"/>
+          <w:szCs w:val="24"/>
+        </w:rPr>
+        <w:t>empiezen</w:t>
+      </w:r>
+      <w:proofErr w:type="spellEnd"/>
+      <w:r>
+        <w:rPr>
+          <w:sz w:val="24"/>
+          <w:szCs w:val="24"/>
+        </w:rPr>
+        <w:t xml:space="preserve"> por De </w:t>
+      </w:r>
+      <w:proofErr w:type="spellStart"/>
+      <w:r>
+        <w:rPr>
+          <w:sz w:val="24"/>
+          <w:szCs w:val="24"/>
+        </w:rPr>
+        <w:t>hay</w:t>
+      </w:r>
+      <w:proofErr w:type="spellEnd"/>
+      <w:r>
+        <w:rPr>
+          <w:sz w:val="24"/>
+          <w:szCs w:val="24"/>
+        </w:rPr>
+        <w:t xml:space="preserve"> en nuestra tabla, para eso vamos a utilizar el </w:t>
+      </w:r>
+      <w:proofErr w:type="spellStart"/>
+      <w:r>
+        <w:rPr>
+          <w:sz w:val="24"/>
+          <w:szCs w:val="24"/>
+        </w:rPr>
+        <w:t>like</w:t>
+      </w:r>
+      <w:proofErr w:type="spellEnd"/>
+      <w:r>
+        <w:rPr>
+          <w:sz w:val="24"/>
+          <w:szCs w:val="24"/>
+        </w:rPr>
+        <w:t xml:space="preserve"> ‘</w:t>
       </w:r>
       <w:r>
         <w:rPr>
@@ -2939,26 +4832,370 @@
           <w:sz w:val="28"/>
           <w:szCs w:val="28"/>
         </w:rPr>
-        <w:t>8.Muestra todos los customerName, contactFirstName, contactLastname de la tabla customers cuyo contactLastname empiece por ‘De’; contactFirstName y contactLastname deben figurar juntos de esta manera: si contactFirstName es ‘Celia’ y contactLastname es ‘Gutierrez’, debe aparecer ‘Celia Gutierrez’, es decir separados por un espacio en blanco. Además, este nuevo atributo formado por contactFirstName y contactLastName se llama contacto.</w:t>
-      </w:r>
-    </w:p>
-    <w:p>
-      <w:pPr>
-        <w:rPr>
-          <w:b/>
-          <w:bCs/>
-          <w:i/>
-          <w:iCs/>
-          <w:sz w:val="28"/>
-          <w:szCs w:val="28"/>
-        </w:rPr>
-      </w:pPr>
-      <w:r>
-        <w:rPr>
-          <w:sz w:val="24"/>
-          <w:szCs w:val="24"/>
-        </w:rPr>
-        <w:t>Muy fácil, lo único que tenemos que hacer es concatenarlos con el concat, y poner en medio un espacio (‘  ‘), si queremos que empiecen por De, pues como el ejercicio anterior, un like ‘__%’</w:t>
+        <w:t xml:space="preserve">8.Muestra todos los </w:t>
+      </w:r>
+      <w:proofErr w:type="spellStart"/>
+      <w:r>
+        <w:rPr>
+          <w:b/>
+          <w:bCs/>
+          <w:i/>
+          <w:iCs/>
+          <w:sz w:val="28"/>
+          <w:szCs w:val="28"/>
+        </w:rPr>
+        <w:t>customerName</w:t>
+      </w:r>
+      <w:proofErr w:type="spellEnd"/>
+      <w:r>
+        <w:rPr>
+          <w:b/>
+          <w:bCs/>
+          <w:i/>
+          <w:iCs/>
+          <w:sz w:val="28"/>
+          <w:szCs w:val="28"/>
+        </w:rPr>
+        <w:t xml:space="preserve">, </w:t>
+      </w:r>
+      <w:proofErr w:type="spellStart"/>
+      <w:r>
+        <w:rPr>
+          <w:b/>
+          <w:bCs/>
+          <w:i/>
+          <w:iCs/>
+          <w:sz w:val="28"/>
+          <w:szCs w:val="28"/>
+        </w:rPr>
+        <w:t>contactFirstName</w:t>
+      </w:r>
+      <w:proofErr w:type="spellEnd"/>
+      <w:r>
+        <w:rPr>
+          <w:b/>
+          <w:bCs/>
+          <w:i/>
+          <w:iCs/>
+          <w:sz w:val="28"/>
+          <w:szCs w:val="28"/>
+        </w:rPr>
+        <w:t xml:space="preserve">, </w:t>
+      </w:r>
+      <w:proofErr w:type="spellStart"/>
+      <w:r>
+        <w:rPr>
+          <w:b/>
+          <w:bCs/>
+          <w:i/>
+          <w:iCs/>
+          <w:sz w:val="28"/>
+          <w:szCs w:val="28"/>
+        </w:rPr>
+        <w:t>contactLastname</w:t>
+      </w:r>
+      <w:proofErr w:type="spellEnd"/>
+      <w:r>
+        <w:rPr>
+          <w:b/>
+          <w:bCs/>
+          <w:i/>
+          <w:iCs/>
+          <w:sz w:val="28"/>
+          <w:szCs w:val="28"/>
+        </w:rPr>
+        <w:t xml:space="preserve"> de la tabla </w:t>
+      </w:r>
+      <w:proofErr w:type="spellStart"/>
+      <w:r>
+        <w:rPr>
+          <w:b/>
+          <w:bCs/>
+          <w:i/>
+          <w:iCs/>
+          <w:sz w:val="28"/>
+          <w:szCs w:val="28"/>
+        </w:rPr>
+        <w:t>customers</w:t>
+      </w:r>
+      <w:proofErr w:type="spellEnd"/>
+      <w:r>
+        <w:rPr>
+          <w:b/>
+          <w:bCs/>
+          <w:i/>
+          <w:iCs/>
+          <w:sz w:val="28"/>
+          <w:szCs w:val="28"/>
+        </w:rPr>
+        <w:t xml:space="preserve"> cuyo </w:t>
+      </w:r>
+      <w:proofErr w:type="spellStart"/>
+      <w:r>
+        <w:rPr>
+          <w:b/>
+          <w:bCs/>
+          <w:i/>
+          <w:iCs/>
+          <w:sz w:val="28"/>
+          <w:szCs w:val="28"/>
+        </w:rPr>
+        <w:t>contactLastname</w:t>
+      </w:r>
+      <w:proofErr w:type="spellEnd"/>
+      <w:r>
+        <w:rPr>
+          <w:b/>
+          <w:bCs/>
+          <w:i/>
+          <w:iCs/>
+          <w:sz w:val="28"/>
+          <w:szCs w:val="28"/>
+        </w:rPr>
+        <w:t xml:space="preserve"> empiece por ‘De’; </w:t>
+      </w:r>
+      <w:proofErr w:type="spellStart"/>
+      <w:r>
+        <w:rPr>
+          <w:b/>
+          <w:bCs/>
+          <w:i/>
+          <w:iCs/>
+          <w:sz w:val="28"/>
+          <w:szCs w:val="28"/>
+        </w:rPr>
+        <w:t>contactFirstName</w:t>
+      </w:r>
+      <w:proofErr w:type="spellEnd"/>
+      <w:r>
+        <w:rPr>
+          <w:b/>
+          <w:bCs/>
+          <w:i/>
+          <w:iCs/>
+          <w:sz w:val="28"/>
+          <w:szCs w:val="28"/>
+        </w:rPr>
+        <w:t xml:space="preserve"> y </w:t>
+      </w:r>
+      <w:proofErr w:type="spellStart"/>
+      <w:r>
+        <w:rPr>
+          <w:b/>
+          <w:bCs/>
+          <w:i/>
+          <w:iCs/>
+          <w:sz w:val="28"/>
+          <w:szCs w:val="28"/>
+        </w:rPr>
+        <w:t>contactLastname</w:t>
+      </w:r>
+      <w:proofErr w:type="spellEnd"/>
+      <w:r>
+        <w:rPr>
+          <w:b/>
+          <w:bCs/>
+          <w:i/>
+          <w:iCs/>
+          <w:sz w:val="28"/>
+          <w:szCs w:val="28"/>
+        </w:rPr>
+        <w:t xml:space="preserve"> deben figurar juntos de esta manera: si </w:t>
+      </w:r>
+      <w:proofErr w:type="spellStart"/>
+      <w:r>
+        <w:rPr>
+          <w:b/>
+          <w:bCs/>
+          <w:i/>
+          <w:iCs/>
+          <w:sz w:val="28"/>
+          <w:szCs w:val="28"/>
+        </w:rPr>
+        <w:t>contactFirstName</w:t>
+      </w:r>
+      <w:proofErr w:type="spellEnd"/>
+      <w:r>
+        <w:rPr>
+          <w:b/>
+          <w:bCs/>
+          <w:i/>
+          <w:iCs/>
+          <w:sz w:val="28"/>
+          <w:szCs w:val="28"/>
+        </w:rPr>
+        <w:t xml:space="preserve"> es ‘Celia’ y </w:t>
+      </w:r>
+      <w:proofErr w:type="spellStart"/>
+      <w:r>
+        <w:rPr>
+          <w:b/>
+          <w:bCs/>
+          <w:i/>
+          <w:iCs/>
+          <w:sz w:val="28"/>
+          <w:szCs w:val="28"/>
+        </w:rPr>
+        <w:t>contactLastname</w:t>
+      </w:r>
+      <w:proofErr w:type="spellEnd"/>
+      <w:r>
+        <w:rPr>
+          <w:b/>
+          <w:bCs/>
+          <w:i/>
+          <w:iCs/>
+          <w:sz w:val="28"/>
+          <w:szCs w:val="28"/>
+        </w:rPr>
+        <w:t xml:space="preserve"> es ‘</w:t>
+      </w:r>
+      <w:proofErr w:type="spellStart"/>
+      <w:r>
+        <w:rPr>
+          <w:b/>
+          <w:bCs/>
+          <w:i/>
+          <w:iCs/>
+          <w:sz w:val="28"/>
+          <w:szCs w:val="28"/>
+        </w:rPr>
+        <w:t>Gutierrez</w:t>
+      </w:r>
+      <w:proofErr w:type="spellEnd"/>
+      <w:r>
+        <w:rPr>
+          <w:b/>
+          <w:bCs/>
+          <w:i/>
+          <w:iCs/>
+          <w:sz w:val="28"/>
+          <w:szCs w:val="28"/>
+        </w:rPr>
+        <w:t xml:space="preserve">’, debe aparecer ‘Celia </w:t>
+      </w:r>
+      <w:proofErr w:type="spellStart"/>
+      <w:r>
+        <w:rPr>
+          <w:b/>
+          <w:bCs/>
+          <w:i/>
+          <w:iCs/>
+          <w:sz w:val="28"/>
+          <w:szCs w:val="28"/>
+        </w:rPr>
+        <w:t>Gutierrez</w:t>
+      </w:r>
+      <w:proofErr w:type="spellEnd"/>
+      <w:r>
+        <w:rPr>
+          <w:b/>
+          <w:bCs/>
+          <w:i/>
+          <w:iCs/>
+          <w:sz w:val="28"/>
+          <w:szCs w:val="28"/>
+        </w:rPr>
+        <w:t xml:space="preserve">’, es decir separados por un espacio en blanco. Además, este nuevo atributo formado por </w:t>
+      </w:r>
+      <w:proofErr w:type="spellStart"/>
+      <w:r>
+        <w:rPr>
+          <w:b/>
+          <w:bCs/>
+          <w:i/>
+          <w:iCs/>
+          <w:sz w:val="28"/>
+          <w:szCs w:val="28"/>
+        </w:rPr>
+        <w:t>contactFirstName</w:t>
+      </w:r>
+      <w:proofErr w:type="spellEnd"/>
+      <w:r>
+        <w:rPr>
+          <w:b/>
+          <w:bCs/>
+          <w:i/>
+          <w:iCs/>
+          <w:sz w:val="28"/>
+          <w:szCs w:val="28"/>
+        </w:rPr>
+        <w:t xml:space="preserve"> y </w:t>
+      </w:r>
+      <w:proofErr w:type="spellStart"/>
+      <w:r>
+        <w:rPr>
+          <w:b/>
+          <w:bCs/>
+          <w:i/>
+          <w:iCs/>
+          <w:sz w:val="28"/>
+          <w:szCs w:val="28"/>
+        </w:rPr>
+        <w:t>contactLastName</w:t>
+      </w:r>
+      <w:proofErr w:type="spellEnd"/>
+      <w:r>
+        <w:rPr>
+          <w:b/>
+          <w:bCs/>
+          <w:i/>
+          <w:iCs/>
+          <w:sz w:val="28"/>
+          <w:szCs w:val="28"/>
+        </w:rPr>
+        <w:t xml:space="preserve"> se llama contacto.</w:t>
+      </w:r>
+    </w:p>
+    <w:p>
+      <w:pPr>
+        <w:rPr>
+          <w:b/>
+          <w:bCs/>
+          <w:i/>
+          <w:iCs/>
+          <w:sz w:val="28"/>
+          <w:szCs w:val="28"/>
+        </w:rPr>
+      </w:pPr>
+      <w:r>
+        <w:rPr>
+          <w:sz w:val="24"/>
+          <w:szCs w:val="24"/>
+        </w:rPr>
+        <w:t xml:space="preserve">Muy fácil, lo único que tenemos que hacer es concatenarlos con el </w:t>
+      </w:r>
+      <w:proofErr w:type="spellStart"/>
+      <w:r>
+        <w:rPr>
+          <w:sz w:val="24"/>
+          <w:szCs w:val="24"/>
+        </w:rPr>
+        <w:t>concat</w:t>
+      </w:r>
+      <w:proofErr w:type="spellEnd"/>
+      <w:r>
+        <w:rPr>
+          <w:sz w:val="24"/>
+          <w:szCs w:val="24"/>
+        </w:rPr>
+        <w:t xml:space="preserve">, y poner en medio un espacio (‘  ‘), si queremos que empiecen por De, pues como el ejercicio anterior, un </w:t>
+      </w:r>
+      <w:proofErr w:type="spellStart"/>
+      <w:r>
+        <w:rPr>
+          <w:sz w:val="24"/>
+          <w:szCs w:val="24"/>
+        </w:rPr>
+        <w:t>like</w:t>
+      </w:r>
+      <w:proofErr w:type="spellEnd"/>
+      <w:r>
+        <w:rPr>
+          <w:sz w:val="24"/>
+          <w:szCs w:val="24"/>
+        </w:rPr>
+        <w:t xml:space="preserve"> ‘__%’</w:t>
       </w:r>
     </w:p>
     <w:p>
@@ -3053,45 +5290,149 @@
           <w:sz w:val="28"/>
           <w:szCs w:val="28"/>
         </w:rPr>
-        <w:t>9. Muestra las 7 primeras city distintas (es decir solo aparecen una vez), ordenadas en ascendente.</w:t>
-      </w:r>
-    </w:p>
-    <w:p>
-      <w:pPr>
-        <w:rPr>
-          <w:sz w:val="24"/>
-          <w:szCs w:val="24"/>
-        </w:rPr>
-      </w:pPr>
-    </w:p>
-    <w:p>
-      <w:pPr>
-        <w:rPr>
-          <w:sz w:val="24"/>
-          <w:szCs w:val="24"/>
-        </w:rPr>
-      </w:pPr>
-      <w:r>
-        <w:rPr>
-          <w:sz w:val="24"/>
-          <w:szCs w:val="24"/>
-        </w:rPr>
-        <w:t>Vale aquí vamos a utilizar el comando distint para seleccionar sólo valores distintos, si esos valores están repetidos, elimina los repetidos ( ej: 3 Francias -&gt; elimina 2 Francias hasta que sólo queda 1 Francia que actuará como valor distinto)</w:t>
-      </w:r>
-    </w:p>
-    <w:p>
-      <w:pPr>
-        <w:rPr>
-          <w:sz w:val="24"/>
-          <w:szCs w:val="24"/>
-        </w:rPr>
-      </w:pPr>
-      <w:r>
-        <w:rPr>
-          <w:sz w:val="24"/>
-          <w:szCs w:val="24"/>
-        </w:rPr>
-        <w:t>Y también utilizaremos el limit para marcar cuantos valores queremos coger, como en este caso es 7, pues nos devolverá los 7 primeros valores, que es el límite que hemos marcado.</w:t>
+        <w:t xml:space="preserve">9. Muestra las 7 primeras </w:t>
+      </w:r>
+      <w:proofErr w:type="spellStart"/>
+      <w:r>
+        <w:rPr>
+          <w:b/>
+          <w:bCs/>
+          <w:i/>
+          <w:iCs/>
+          <w:sz w:val="28"/>
+          <w:szCs w:val="28"/>
+        </w:rPr>
+        <w:t>city</w:t>
+      </w:r>
+      <w:proofErr w:type="spellEnd"/>
+      <w:r>
+        <w:rPr>
+          <w:b/>
+          <w:bCs/>
+          <w:i/>
+          <w:iCs/>
+          <w:sz w:val="28"/>
+          <w:szCs w:val="28"/>
+        </w:rPr>
+        <w:t xml:space="preserve"> distintas (es decir solo aparecen una vez), ordenadas en ascendente.</w:t>
+      </w:r>
+    </w:p>
+    <w:p>
+      <w:pPr>
+        <w:rPr>
+          <w:sz w:val="24"/>
+          <w:szCs w:val="24"/>
+        </w:rPr>
+      </w:pPr>
+    </w:p>
+    <w:p>
+      <w:pPr>
+        <w:rPr>
+          <w:sz w:val="24"/>
+          <w:szCs w:val="24"/>
+        </w:rPr>
+      </w:pPr>
+      <w:r>
+        <w:rPr>
+          <w:sz w:val="24"/>
+          <w:szCs w:val="24"/>
+        </w:rPr>
+        <w:t xml:space="preserve">Vale aquí vamos a utilizar el comando </w:t>
+      </w:r>
+      <w:proofErr w:type="spellStart"/>
+      <w:r>
+        <w:rPr>
+          <w:sz w:val="24"/>
+          <w:szCs w:val="24"/>
+        </w:rPr>
+        <w:t>distint</w:t>
+      </w:r>
+      <w:proofErr w:type="spellEnd"/>
+      <w:r>
+        <w:rPr>
+          <w:sz w:val="24"/>
+          <w:szCs w:val="24"/>
+        </w:rPr>
+        <w:t xml:space="preserve"> para seleccionar sólo valores distintos, si esos valores están repetidos, elimina los repetidos ( </w:t>
+      </w:r>
+      <w:proofErr w:type="spellStart"/>
+      <w:r>
+        <w:rPr>
+          <w:sz w:val="24"/>
+          <w:szCs w:val="24"/>
+        </w:rPr>
+        <w:t>ej</w:t>
+      </w:r>
+      <w:proofErr w:type="spellEnd"/>
+      <w:r>
+        <w:rPr>
+          <w:sz w:val="24"/>
+          <w:szCs w:val="24"/>
+        </w:rPr>
+        <w:t xml:space="preserve">: 3 </w:t>
+      </w:r>
+      <w:proofErr w:type="spellStart"/>
+      <w:r>
+        <w:rPr>
+          <w:sz w:val="24"/>
+          <w:szCs w:val="24"/>
+        </w:rPr>
+        <w:t>Francias</w:t>
+      </w:r>
+      <w:proofErr w:type="spellEnd"/>
+      <w:r>
+        <w:rPr>
+          <w:sz w:val="24"/>
+          <w:szCs w:val="24"/>
+        </w:rPr>
+        <w:t xml:space="preserve"> -&gt; elimina 2 </w:t>
+      </w:r>
+      <w:proofErr w:type="spellStart"/>
+      <w:r>
+        <w:rPr>
+          <w:sz w:val="24"/>
+          <w:szCs w:val="24"/>
+        </w:rPr>
+        <w:t>Francias</w:t>
+      </w:r>
+      <w:proofErr w:type="spellEnd"/>
+      <w:r>
+        <w:rPr>
+          <w:sz w:val="24"/>
+          <w:szCs w:val="24"/>
+        </w:rPr>
+        <w:t xml:space="preserve"> hasta que sólo queda 1 Francia que actuará como valor distinto)</w:t>
+      </w:r>
+    </w:p>
+    <w:p>
+      <w:pPr>
+        <w:rPr>
+          <w:sz w:val="24"/>
+          <w:szCs w:val="24"/>
+        </w:rPr>
+      </w:pPr>
+      <w:r>
+        <w:rPr>
+          <w:sz w:val="24"/>
+          <w:szCs w:val="24"/>
+        </w:rPr>
+        <w:t xml:space="preserve">Y también utilizaremos el </w:t>
+      </w:r>
+      <w:proofErr w:type="spellStart"/>
+      <w:r>
+        <w:rPr>
+          <w:sz w:val="24"/>
+          <w:szCs w:val="24"/>
+        </w:rPr>
+        <w:t>limit</w:t>
+      </w:r>
+      <w:proofErr w:type="spellEnd"/>
+      <w:r>
+        <w:rPr>
+          <w:sz w:val="24"/>
+          <w:szCs w:val="24"/>
+        </w:rPr>
+        <w:t xml:space="preserve"> para marcar cuantos valores queremos coger, como en este caso es 7, pues nos devolverá los 7 primeros valores, que es el límite que hemos marcado.</w:t>
       </w:r>
     </w:p>
     <w:p>
@@ -3206,8 +5547,17 @@
           <w:sz w:val="24"/>
           <w:szCs w:val="24"/>
         </w:rPr>
-        <w:t>no igual en mysql</w:t>
-      </w:r>
+        <w:t xml:space="preserve">no igual en </w:t>
+      </w:r>
+      <w:proofErr w:type="spellStart"/>
+      <w:r>
+        <w:rPr>
+          <w:sz w:val="24"/>
+          <w:szCs w:val="24"/>
+        </w:rPr>
+        <w:t>mysql</w:t>
+      </w:r>
+      <w:proofErr w:type="spellEnd"/>
     </w:p>
     <w:p>
       <w:pPr>
@@ -3229,12 +5579,14 @@
         <w:rPr>
           <w:sz w:val="24"/>
           <w:szCs w:val="24"/>
-        </w:rPr>
-      </w:pPr>
-      <w:r>
-        <w:rPr>
-          <w:sz w:val="24"/>
-          <w:szCs w:val="24"/>
+          <w:lang w:val="en-US"/>
+        </w:rPr>
+      </w:pPr>
+      <w:r>
+        <w:rPr>
+          <w:sz w:val="24"/>
+          <w:szCs w:val="24"/>
+          <w:lang w:val="en-US"/>
         </w:rPr>
         <w:t xml:space="preserve">Not(a or b) = not a and not b </w:t>
       </w:r>
@@ -3332,31 +5684,128 @@
           <w:szCs w:val="28"/>
         </w:rPr>
         <w:lastRenderedPageBreak/>
-        <w:t>11.Muestra el valor mínimo y maximo de creditLimit de la tabla customers.</w:t>
-      </w:r>
-    </w:p>
-    <w:p>
-      <w:pPr>
-        <w:rPr>
-          <w:sz w:val="24"/>
-          <w:szCs w:val="24"/>
-        </w:rPr>
-      </w:pPr>
-    </w:p>
-    <w:p>
-      <w:pPr>
-        <w:rPr>
-          <w:sz w:val="24"/>
-          <w:szCs w:val="24"/>
-        </w:rPr>
-      </w:pPr>
-      <w:r>
-        <w:rPr>
-          <w:sz w:val="24"/>
-          <w:szCs w:val="24"/>
-        </w:rPr>
-        <w:t>Vamos a mostrar el valor mínimo y máximo de creditLimit de la tabla customers</w:t>
-      </w:r>
+        <w:t xml:space="preserve">11.Muestra el valor mínimo y </w:t>
+      </w:r>
+      <w:proofErr w:type="spellStart"/>
+      <w:r>
+        <w:rPr>
+          <w:b/>
+          <w:bCs/>
+          <w:i/>
+          <w:iCs/>
+          <w:sz w:val="28"/>
+          <w:szCs w:val="28"/>
+        </w:rPr>
+        <w:t>maximo</w:t>
+      </w:r>
+      <w:proofErr w:type="spellEnd"/>
+      <w:r>
+        <w:rPr>
+          <w:b/>
+          <w:bCs/>
+          <w:i/>
+          <w:iCs/>
+          <w:sz w:val="28"/>
+          <w:szCs w:val="28"/>
+        </w:rPr>
+        <w:t xml:space="preserve"> de </w:t>
+      </w:r>
+      <w:proofErr w:type="spellStart"/>
+      <w:r>
+        <w:rPr>
+          <w:b/>
+          <w:bCs/>
+          <w:i/>
+          <w:iCs/>
+          <w:sz w:val="28"/>
+          <w:szCs w:val="28"/>
+        </w:rPr>
+        <w:t>creditLimit</w:t>
+      </w:r>
+      <w:proofErr w:type="spellEnd"/>
+      <w:r>
+        <w:rPr>
+          <w:b/>
+          <w:bCs/>
+          <w:i/>
+          <w:iCs/>
+          <w:sz w:val="28"/>
+          <w:szCs w:val="28"/>
+        </w:rPr>
+        <w:t xml:space="preserve"> de la tabla </w:t>
+      </w:r>
+      <w:proofErr w:type="spellStart"/>
+      <w:r>
+        <w:rPr>
+          <w:b/>
+          <w:bCs/>
+          <w:i/>
+          <w:iCs/>
+          <w:sz w:val="28"/>
+          <w:szCs w:val="28"/>
+        </w:rPr>
+        <w:t>customers</w:t>
+      </w:r>
+      <w:proofErr w:type="spellEnd"/>
+      <w:r>
+        <w:rPr>
+          <w:b/>
+          <w:bCs/>
+          <w:i/>
+          <w:iCs/>
+          <w:sz w:val="28"/>
+          <w:szCs w:val="28"/>
+        </w:rPr>
+        <w:t>.</w:t>
+      </w:r>
+    </w:p>
+    <w:p>
+      <w:pPr>
+        <w:rPr>
+          <w:sz w:val="24"/>
+          <w:szCs w:val="24"/>
+        </w:rPr>
+      </w:pPr>
+    </w:p>
+    <w:p>
+      <w:pPr>
+        <w:rPr>
+          <w:sz w:val="24"/>
+          <w:szCs w:val="24"/>
+        </w:rPr>
+      </w:pPr>
+      <w:r>
+        <w:rPr>
+          <w:sz w:val="24"/>
+          <w:szCs w:val="24"/>
+        </w:rPr>
+        <w:t xml:space="preserve">Vamos a mostrar el valor mínimo y máximo de </w:t>
+      </w:r>
+      <w:proofErr w:type="spellStart"/>
+      <w:r>
+        <w:rPr>
+          <w:sz w:val="24"/>
+          <w:szCs w:val="24"/>
+        </w:rPr>
+        <w:t>creditLimit</w:t>
+      </w:r>
+      <w:proofErr w:type="spellEnd"/>
+      <w:r>
+        <w:rPr>
+          <w:sz w:val="24"/>
+          <w:szCs w:val="24"/>
+        </w:rPr>
+        <w:t xml:space="preserve"> de la tabla </w:t>
+      </w:r>
+      <w:proofErr w:type="spellStart"/>
+      <w:r>
+        <w:rPr>
+          <w:sz w:val="24"/>
+          <w:szCs w:val="24"/>
+        </w:rPr>
+        <w:t>customers</w:t>
+      </w:r>
+      <w:proofErr w:type="spellEnd"/>
     </w:p>
     <w:p>
       <w:pPr>
@@ -3433,53 +5882,165 @@
           <w:sz w:val="24"/>
           <w:szCs w:val="24"/>
         </w:rPr>
-        <w:t>Pues bien, fácil, select min/max (columna) from tabla</w:t>
-      </w:r>
-    </w:p>
-    <w:p>
-      <w:pPr>
-        <w:rPr>
-          <w:b/>
-          <w:bCs/>
-          <w:i/>
-          <w:iCs/>
-          <w:sz w:val="28"/>
-          <w:szCs w:val="28"/>
-        </w:rPr>
-      </w:pPr>
-      <w:r>
-        <w:rPr>
-          <w:b/>
-          <w:bCs/>
-          <w:i/>
-          <w:iCs/>
-          <w:sz w:val="28"/>
-          <w:szCs w:val="28"/>
-        </w:rPr>
-        <w:t>12.Muestra la suma y la media de creditLimit de la tabla customers.</w:t>
-      </w:r>
-    </w:p>
-    <w:p>
-      <w:pPr>
-        <w:rPr>
-          <w:sz w:val="24"/>
-          <w:szCs w:val="24"/>
-        </w:rPr>
-      </w:pPr>
-    </w:p>
-    <w:p>
-      <w:pPr>
-        <w:rPr>
-          <w:sz w:val="24"/>
-          <w:szCs w:val="24"/>
-        </w:rPr>
-      </w:pPr>
-      <w:r>
-        <w:rPr>
-          <w:sz w:val="24"/>
-          <w:szCs w:val="24"/>
-        </w:rPr>
-        <w:t>¿Y cómo haríamos para mostrar la suma y la media de todos esos valores de creditLimit?</w:t>
+        <w:t xml:space="preserve">Pues bien, fácil, </w:t>
+      </w:r>
+      <w:proofErr w:type="spellStart"/>
+      <w:r>
+        <w:rPr>
+          <w:sz w:val="24"/>
+          <w:szCs w:val="24"/>
+        </w:rPr>
+        <w:t>select</w:t>
+      </w:r>
+      <w:proofErr w:type="spellEnd"/>
+      <w:r>
+        <w:rPr>
+          <w:sz w:val="24"/>
+          <w:szCs w:val="24"/>
+        </w:rPr>
+        <w:t xml:space="preserve"> min/</w:t>
+      </w:r>
+      <w:proofErr w:type="spellStart"/>
+      <w:r>
+        <w:rPr>
+          <w:sz w:val="24"/>
+          <w:szCs w:val="24"/>
+        </w:rPr>
+        <w:t>max</w:t>
+      </w:r>
+      <w:proofErr w:type="spellEnd"/>
+      <w:r>
+        <w:rPr>
+          <w:sz w:val="24"/>
+          <w:szCs w:val="24"/>
+        </w:rPr>
+        <w:t xml:space="preserve"> (columna) </w:t>
+      </w:r>
+      <w:proofErr w:type="spellStart"/>
+      <w:r>
+        <w:rPr>
+          <w:sz w:val="24"/>
+          <w:szCs w:val="24"/>
+        </w:rPr>
+        <w:t>from</w:t>
+      </w:r>
+      <w:proofErr w:type="spellEnd"/>
+      <w:r>
+        <w:rPr>
+          <w:sz w:val="24"/>
+          <w:szCs w:val="24"/>
+        </w:rPr>
+        <w:t xml:space="preserve"> tabla</w:t>
+      </w:r>
+    </w:p>
+    <w:p>
+      <w:pPr>
+        <w:rPr>
+          <w:b/>
+          <w:bCs/>
+          <w:i/>
+          <w:iCs/>
+          <w:sz w:val="28"/>
+          <w:szCs w:val="28"/>
+        </w:rPr>
+      </w:pPr>
+      <w:r>
+        <w:rPr>
+          <w:b/>
+          <w:bCs/>
+          <w:i/>
+          <w:iCs/>
+          <w:sz w:val="28"/>
+          <w:szCs w:val="28"/>
+        </w:rPr>
+        <w:t xml:space="preserve">12.Muestra la suma y la media de </w:t>
+      </w:r>
+      <w:proofErr w:type="spellStart"/>
+      <w:r>
+        <w:rPr>
+          <w:b/>
+          <w:bCs/>
+          <w:i/>
+          <w:iCs/>
+          <w:sz w:val="28"/>
+          <w:szCs w:val="28"/>
+        </w:rPr>
+        <w:t>creditLimit</w:t>
+      </w:r>
+      <w:proofErr w:type="spellEnd"/>
+      <w:r>
+        <w:rPr>
+          <w:b/>
+          <w:bCs/>
+          <w:i/>
+          <w:iCs/>
+          <w:sz w:val="28"/>
+          <w:szCs w:val="28"/>
+        </w:rPr>
+        <w:t xml:space="preserve"> de la tabla </w:t>
+      </w:r>
+      <w:proofErr w:type="spellStart"/>
+      <w:r>
+        <w:rPr>
+          <w:b/>
+          <w:bCs/>
+          <w:i/>
+          <w:iCs/>
+          <w:sz w:val="28"/>
+          <w:szCs w:val="28"/>
+        </w:rPr>
+        <w:t>customers</w:t>
+      </w:r>
+      <w:proofErr w:type="spellEnd"/>
+      <w:r>
+        <w:rPr>
+          <w:b/>
+          <w:bCs/>
+          <w:i/>
+          <w:iCs/>
+          <w:sz w:val="28"/>
+          <w:szCs w:val="28"/>
+        </w:rPr>
+        <w:t>.</w:t>
+      </w:r>
+    </w:p>
+    <w:p>
+      <w:pPr>
+        <w:rPr>
+          <w:sz w:val="24"/>
+          <w:szCs w:val="24"/>
+        </w:rPr>
+      </w:pPr>
+    </w:p>
+    <w:p>
+      <w:pPr>
+        <w:rPr>
+          <w:sz w:val="24"/>
+          <w:szCs w:val="24"/>
+        </w:rPr>
+      </w:pPr>
+      <w:r>
+        <w:rPr>
+          <w:sz w:val="24"/>
+          <w:szCs w:val="24"/>
+        </w:rPr>
+        <w:t xml:space="preserve">¿Y cómo haríamos para mostrar la suma y la media de todos esos valores de </w:t>
+      </w:r>
+      <w:proofErr w:type="spellStart"/>
+      <w:r>
+        <w:rPr>
+          <w:sz w:val="24"/>
+          <w:szCs w:val="24"/>
+        </w:rPr>
+        <w:t>creditLimit</w:t>
+      </w:r>
+      <w:proofErr w:type="spellEnd"/>
+      <w:r>
+        <w:rPr>
+          <w:sz w:val="24"/>
+          <w:szCs w:val="24"/>
+        </w:rPr>
+        <w:t>?</w:t>
       </w:r>
     </w:p>
     <w:p>
@@ -3557,7 +6118,55 @@
           <w:sz w:val="24"/>
           <w:szCs w:val="24"/>
         </w:rPr>
-        <w:t>Igual de fácil que en max y min, pero esta vez para suma es sum y para la media es avg (de average=media en inglés)</w:t>
+        <w:t xml:space="preserve">Igual de fácil que en </w:t>
+      </w:r>
+      <w:proofErr w:type="spellStart"/>
+      <w:r>
+        <w:rPr>
+          <w:sz w:val="24"/>
+          <w:szCs w:val="24"/>
+        </w:rPr>
+        <w:t>max</w:t>
+      </w:r>
+      <w:proofErr w:type="spellEnd"/>
+      <w:r>
+        <w:rPr>
+          <w:sz w:val="24"/>
+          <w:szCs w:val="24"/>
+        </w:rPr>
+        <w:t xml:space="preserve"> y min, pero esta vez para suma es sum y para la media es </w:t>
+      </w:r>
+      <w:proofErr w:type="spellStart"/>
+      <w:r>
+        <w:rPr>
+          <w:sz w:val="24"/>
+          <w:szCs w:val="24"/>
+        </w:rPr>
+        <w:t>avg</w:t>
+      </w:r>
+      <w:proofErr w:type="spellEnd"/>
+      <w:r>
+        <w:rPr>
+          <w:sz w:val="24"/>
+          <w:szCs w:val="24"/>
+        </w:rPr>
+        <w:t xml:space="preserve"> (de </w:t>
+      </w:r>
+      <w:proofErr w:type="spellStart"/>
+      <w:r>
+        <w:rPr>
+          <w:sz w:val="24"/>
+          <w:szCs w:val="24"/>
+        </w:rPr>
+        <w:t>average</w:t>
+      </w:r>
+      <w:proofErr w:type="spellEnd"/>
+      <w:r>
+        <w:rPr>
+          <w:sz w:val="24"/>
+          <w:szCs w:val="24"/>
+        </w:rPr>
+        <w:t>=media en inglés)</w:t>
       </w:r>
     </w:p>
     <w:p>
@@ -3581,7 +6190,103 @@
           <w:sz w:val="28"/>
           <w:szCs w:val="28"/>
         </w:rPr>
-        <w:t>13.Muestra la cantidad de clientes (customers) y city, agrupados por city y ordenados por city.</w:t>
+        <w:t>13.Muestra la cantidad de clientes (</w:t>
+      </w:r>
+      <w:proofErr w:type="spellStart"/>
+      <w:r>
+        <w:rPr>
+          <w:b/>
+          <w:bCs/>
+          <w:i/>
+          <w:iCs/>
+          <w:sz w:val="28"/>
+          <w:szCs w:val="28"/>
+        </w:rPr>
+        <w:t>customers</w:t>
+      </w:r>
+      <w:proofErr w:type="spellEnd"/>
+      <w:r>
+        <w:rPr>
+          <w:b/>
+          <w:bCs/>
+          <w:i/>
+          <w:iCs/>
+          <w:sz w:val="28"/>
+          <w:szCs w:val="28"/>
+        </w:rPr>
+        <w:t xml:space="preserve">) y </w:t>
+      </w:r>
+      <w:proofErr w:type="spellStart"/>
+      <w:r>
+        <w:rPr>
+          <w:b/>
+          <w:bCs/>
+          <w:i/>
+          <w:iCs/>
+          <w:sz w:val="28"/>
+          <w:szCs w:val="28"/>
+        </w:rPr>
+        <w:t>city</w:t>
+      </w:r>
+      <w:proofErr w:type="spellEnd"/>
+      <w:r>
+        <w:rPr>
+          <w:b/>
+          <w:bCs/>
+          <w:i/>
+          <w:iCs/>
+          <w:sz w:val="28"/>
+          <w:szCs w:val="28"/>
+        </w:rPr>
+        <w:t xml:space="preserve">, agrupados por </w:t>
+      </w:r>
+      <w:proofErr w:type="spellStart"/>
+      <w:r>
+        <w:rPr>
+          <w:b/>
+          <w:bCs/>
+          <w:i/>
+          <w:iCs/>
+          <w:sz w:val="28"/>
+          <w:szCs w:val="28"/>
+        </w:rPr>
+        <w:t>city</w:t>
+      </w:r>
+      <w:proofErr w:type="spellEnd"/>
+      <w:r>
+        <w:rPr>
+          <w:b/>
+          <w:bCs/>
+          <w:i/>
+          <w:iCs/>
+          <w:sz w:val="28"/>
+          <w:szCs w:val="28"/>
+        </w:rPr>
+        <w:t xml:space="preserve"> y ordenados por </w:t>
+      </w:r>
+      <w:proofErr w:type="spellStart"/>
+      <w:r>
+        <w:rPr>
+          <w:b/>
+          <w:bCs/>
+          <w:i/>
+          <w:iCs/>
+          <w:sz w:val="28"/>
+          <w:szCs w:val="28"/>
+        </w:rPr>
+        <w:t>city</w:t>
+      </w:r>
+      <w:proofErr w:type="spellEnd"/>
+      <w:r>
+        <w:rPr>
+          <w:b/>
+          <w:bCs/>
+          <w:i/>
+          <w:iCs/>
+          <w:sz w:val="28"/>
+          <w:szCs w:val="28"/>
+        </w:rPr>
+        <w:t>.</w:t>
       </w:r>
     </w:p>
     <w:p>
@@ -3605,7 +6310,117 @@
           <w:szCs w:val="24"/>
         </w:rPr>
         <w:lastRenderedPageBreak/>
-        <w:t>Utilizamos el count(*) para que nos conté todos los customers, con el group by agrupamos tuplas con los mismos valores , en este caso con las mismas ciudades, y con el order by los vamos a ordenar por ciudades.</w:t>
+        <w:t xml:space="preserve">Utilizamos el </w:t>
+      </w:r>
+      <w:proofErr w:type="spellStart"/>
+      <w:r>
+        <w:rPr>
+          <w:sz w:val="24"/>
+          <w:szCs w:val="24"/>
+        </w:rPr>
+        <w:t>count</w:t>
+      </w:r>
+      <w:proofErr w:type="spellEnd"/>
+      <w:r>
+        <w:rPr>
+          <w:sz w:val="24"/>
+          <w:szCs w:val="24"/>
+        </w:rPr>
+        <w:t xml:space="preserve">(*) para que nos conté todos los </w:t>
+      </w:r>
+      <w:proofErr w:type="spellStart"/>
+      <w:r>
+        <w:rPr>
+          <w:sz w:val="24"/>
+          <w:szCs w:val="24"/>
+        </w:rPr>
+        <w:t>customers</w:t>
+      </w:r>
+      <w:proofErr w:type="spellEnd"/>
+      <w:r>
+        <w:rPr>
+          <w:sz w:val="24"/>
+          <w:szCs w:val="24"/>
+        </w:rPr>
+        <w:t xml:space="preserve">, con el </w:t>
+      </w:r>
+      <w:proofErr w:type="spellStart"/>
+      <w:r>
+        <w:rPr>
+          <w:sz w:val="24"/>
+          <w:szCs w:val="24"/>
+        </w:rPr>
+        <w:t>group</w:t>
+      </w:r>
+      <w:proofErr w:type="spellEnd"/>
+      <w:r>
+        <w:rPr>
+          <w:sz w:val="24"/>
+          <w:szCs w:val="24"/>
+        </w:rPr>
+        <w:t xml:space="preserve"> </w:t>
+      </w:r>
+      <w:proofErr w:type="spellStart"/>
+      <w:r>
+        <w:rPr>
+          <w:sz w:val="24"/>
+          <w:szCs w:val="24"/>
+        </w:rPr>
+        <w:t>by</w:t>
+      </w:r>
+      <w:proofErr w:type="spellEnd"/>
+      <w:r>
+        <w:rPr>
+          <w:sz w:val="24"/>
+          <w:szCs w:val="24"/>
+        </w:rPr>
+        <w:t xml:space="preserve"> agrupamos tuplas con los mismos </w:t>
+      </w:r>
+      <w:r>
+        <w:rPr>
+          <w:sz w:val="24"/>
+          <w:szCs w:val="24"/>
+        </w:rPr>
+        <w:t>valores,</w:t>
+      </w:r>
+      <w:r>
+        <w:rPr>
+          <w:sz w:val="24"/>
+          <w:szCs w:val="24"/>
+        </w:rPr>
+        <w:t xml:space="preserve"> en este caso con las mismas ciudades, y con el </w:t>
+      </w:r>
+      <w:proofErr w:type="spellStart"/>
+      <w:r>
+        <w:rPr>
+          <w:sz w:val="24"/>
+          <w:szCs w:val="24"/>
+        </w:rPr>
+        <w:t>order</w:t>
+      </w:r>
+      <w:proofErr w:type="spellEnd"/>
+      <w:r>
+        <w:rPr>
+          <w:sz w:val="24"/>
+          <w:szCs w:val="24"/>
+        </w:rPr>
+        <w:t xml:space="preserve"> </w:t>
+      </w:r>
+      <w:proofErr w:type="spellStart"/>
+      <w:r>
+        <w:rPr>
+          <w:sz w:val="24"/>
+          <w:szCs w:val="24"/>
+        </w:rPr>
+        <w:t>by</w:t>
+      </w:r>
+      <w:proofErr w:type="spellEnd"/>
+      <w:r>
+        <w:rPr>
+          <w:sz w:val="24"/>
+          <w:szCs w:val="24"/>
+        </w:rPr>
+        <w:t xml:space="preserve"> los vamos a ordenar por ciudades.</w:t>
       </w:r>
     </w:p>
     <w:p>
@@ -3755,7 +6570,103 @@
           <w:sz w:val="28"/>
           <w:szCs w:val="28"/>
         </w:rPr>
-        <w:t>14.Muestra la suma de creditLimit y city, cuyo salesRepEmployeeNumber sea mayor que 3, agrupados por city.</w:t>
+        <w:t xml:space="preserve">14.Muestra la suma de </w:t>
+      </w:r>
+      <w:proofErr w:type="spellStart"/>
+      <w:r>
+        <w:rPr>
+          <w:b/>
+          <w:bCs/>
+          <w:i/>
+          <w:iCs/>
+          <w:sz w:val="28"/>
+          <w:szCs w:val="28"/>
+        </w:rPr>
+        <w:t>creditLimit</w:t>
+      </w:r>
+      <w:proofErr w:type="spellEnd"/>
+      <w:r>
+        <w:rPr>
+          <w:b/>
+          <w:bCs/>
+          <w:i/>
+          <w:iCs/>
+          <w:sz w:val="28"/>
+          <w:szCs w:val="28"/>
+        </w:rPr>
+        <w:t xml:space="preserve"> y </w:t>
+      </w:r>
+      <w:proofErr w:type="spellStart"/>
+      <w:r>
+        <w:rPr>
+          <w:b/>
+          <w:bCs/>
+          <w:i/>
+          <w:iCs/>
+          <w:sz w:val="28"/>
+          <w:szCs w:val="28"/>
+        </w:rPr>
+        <w:t>city</w:t>
+      </w:r>
+      <w:proofErr w:type="spellEnd"/>
+      <w:r>
+        <w:rPr>
+          <w:b/>
+          <w:bCs/>
+          <w:i/>
+          <w:iCs/>
+          <w:sz w:val="28"/>
+          <w:szCs w:val="28"/>
+        </w:rPr>
+        <w:t xml:space="preserve">, cuyo </w:t>
+      </w:r>
+      <w:proofErr w:type="spellStart"/>
+      <w:r>
+        <w:rPr>
+          <w:b/>
+          <w:bCs/>
+          <w:i/>
+          <w:iCs/>
+          <w:sz w:val="28"/>
+          <w:szCs w:val="28"/>
+        </w:rPr>
+        <w:t>salesRepEmployeeNumber</w:t>
+      </w:r>
+      <w:proofErr w:type="spellEnd"/>
+      <w:r>
+        <w:rPr>
+          <w:b/>
+          <w:bCs/>
+          <w:i/>
+          <w:iCs/>
+          <w:sz w:val="28"/>
+          <w:szCs w:val="28"/>
+        </w:rPr>
+        <w:t xml:space="preserve"> sea mayor que 3, agrupados por </w:t>
+      </w:r>
+      <w:proofErr w:type="spellStart"/>
+      <w:r>
+        <w:rPr>
+          <w:b/>
+          <w:bCs/>
+          <w:i/>
+          <w:iCs/>
+          <w:sz w:val="28"/>
+          <w:szCs w:val="28"/>
+        </w:rPr>
+        <w:t>city</w:t>
+      </w:r>
+      <w:proofErr w:type="spellEnd"/>
+      <w:r>
+        <w:rPr>
+          <w:b/>
+          <w:bCs/>
+          <w:i/>
+          <w:iCs/>
+          <w:sz w:val="28"/>
+          <w:szCs w:val="28"/>
+        </w:rPr>
+        <w:t>.</w:t>
       </w:r>
     </w:p>
     <w:p>
@@ -3873,7 +6784,55 @@
           <w:sz w:val="28"/>
           <w:szCs w:val="28"/>
         </w:rPr>
-        <w:t xml:space="preserve">15.Muestra la suma de creditLimit (renombrado como total) y country, cuyo salesRepEmployeeNumber sea mayor o igual que </w:t>
+        <w:t xml:space="preserve">15.Muestra la suma de </w:t>
+      </w:r>
+      <w:proofErr w:type="spellStart"/>
+      <w:r>
+        <w:rPr>
+          <w:b/>
+          <w:bCs/>
+          <w:i/>
+          <w:iCs/>
+          <w:sz w:val="28"/>
+          <w:szCs w:val="28"/>
+        </w:rPr>
+        <w:t>creditLimit</w:t>
+      </w:r>
+      <w:proofErr w:type="spellEnd"/>
+      <w:r>
+        <w:rPr>
+          <w:b/>
+          <w:bCs/>
+          <w:i/>
+          <w:iCs/>
+          <w:sz w:val="28"/>
+          <w:szCs w:val="28"/>
+        </w:rPr>
+        <w:t xml:space="preserve"> (renombrado como total) y country, cuyo </w:t>
+      </w:r>
+      <w:proofErr w:type="spellStart"/>
+      <w:r>
+        <w:rPr>
+          <w:b/>
+          <w:bCs/>
+          <w:i/>
+          <w:iCs/>
+          <w:sz w:val="28"/>
+          <w:szCs w:val="28"/>
+        </w:rPr>
+        <w:t>salesRepEmployeeNumber</w:t>
+      </w:r>
+      <w:proofErr w:type="spellEnd"/>
+      <w:r>
+        <w:rPr>
+          <w:b/>
+          <w:bCs/>
+          <w:i/>
+          <w:iCs/>
+          <w:sz w:val="28"/>
+          <w:szCs w:val="28"/>
+        </w:rPr>
+        <w:t xml:space="preserve"> sea mayor o igual que </w:t>
       </w:r>
       <w:r>
         <w:rPr>
@@ -3932,22 +6891,88 @@
           <w:sz w:val="24"/>
           <w:szCs w:val="24"/>
         </w:rPr>
-        <w:t xml:space="preserve">Y aquí nada, le he puesto un alias llamado total a la suma de creditLimit </w:t>
-      </w:r>
-      <w:r>
-        <w:rPr>
-          <w:sz w:val="24"/>
-          <w:szCs w:val="24"/>
-        </w:rPr>
-        <w:t>, como concepto nuevo el comando having , es imprescindible utilizarlo para funciones condiciones en funciones agregadas ( sum , avg , min , max</w:t>
-      </w:r>
-      <w:r>
-        <w:rPr>
-          <w:sz w:val="24"/>
-          <w:szCs w:val="24"/>
-        </w:rPr>
-        <w:t xml:space="preserve"> , count</w:t>
-      </w:r>
+        <w:t xml:space="preserve">Y aquí nada, le he puesto un alias llamado total a la suma de </w:t>
+      </w:r>
+      <w:proofErr w:type="spellStart"/>
+      <w:r>
+        <w:rPr>
+          <w:sz w:val="24"/>
+          <w:szCs w:val="24"/>
+        </w:rPr>
+        <w:t>creditLimit</w:t>
+      </w:r>
+      <w:proofErr w:type="spellEnd"/>
+      <w:r>
+        <w:rPr>
+          <w:sz w:val="24"/>
+          <w:szCs w:val="24"/>
+        </w:rPr>
+        <w:t xml:space="preserve"> </w:t>
+      </w:r>
+      <w:r>
+        <w:rPr>
+          <w:sz w:val="24"/>
+          <w:szCs w:val="24"/>
+        </w:rPr>
+        <w:t xml:space="preserve">, como concepto nuevo el comando </w:t>
+      </w:r>
+      <w:proofErr w:type="spellStart"/>
+      <w:r>
+        <w:rPr>
+          <w:sz w:val="24"/>
+          <w:szCs w:val="24"/>
+        </w:rPr>
+        <w:t>having</w:t>
+      </w:r>
+      <w:proofErr w:type="spellEnd"/>
+      <w:r>
+        <w:rPr>
+          <w:sz w:val="24"/>
+          <w:szCs w:val="24"/>
+        </w:rPr>
+        <w:t xml:space="preserve"> , es imprescindible utilizarlo para funciones condiciones en funciones agregadas ( sum , </w:t>
+      </w:r>
+      <w:proofErr w:type="spellStart"/>
+      <w:r>
+        <w:rPr>
+          <w:sz w:val="24"/>
+          <w:szCs w:val="24"/>
+        </w:rPr>
+        <w:t>avg</w:t>
+      </w:r>
+      <w:proofErr w:type="spellEnd"/>
+      <w:r>
+        <w:rPr>
+          <w:sz w:val="24"/>
+          <w:szCs w:val="24"/>
+        </w:rPr>
+        <w:t xml:space="preserve"> , min , </w:t>
+      </w:r>
+      <w:proofErr w:type="spellStart"/>
+      <w:r>
+        <w:rPr>
+          <w:sz w:val="24"/>
+          <w:szCs w:val="24"/>
+        </w:rPr>
+        <w:t>max</w:t>
+      </w:r>
+      <w:proofErr w:type="spellEnd"/>
+      <w:r>
+        <w:rPr>
+          <w:sz w:val="24"/>
+          <w:szCs w:val="24"/>
+        </w:rPr>
+        <w:t xml:space="preserve"> , </w:t>
+      </w:r>
+      <w:proofErr w:type="spellStart"/>
+      <w:r>
+        <w:rPr>
+          <w:sz w:val="24"/>
+          <w:szCs w:val="24"/>
+        </w:rPr>
+        <w:t>count</w:t>
+      </w:r>
+      <w:proofErr w:type="spellEnd"/>
       <w:r>
         <w:rPr>
           <w:sz w:val="24"/>
@@ -3960,29 +6985,93 @@
           <w:sz w:val="24"/>
           <w:szCs w:val="24"/>
         </w:rPr>
-        <w:t>, porque si usamos el where en vez del having nos daría error</w:t>
-      </w:r>
-      <w:r>
-        <w:rPr>
-          <w:sz w:val="24"/>
-          <w:szCs w:val="24"/>
-        </w:rPr>
-        <w:t>, en este caso nuestro alias total es un sum(creditLimit)</w:t>
-      </w:r>
-    </w:p>
-    <w:p>
-      <w:pPr>
-        <w:rPr>
-          <w:sz w:val="24"/>
-          <w:szCs w:val="24"/>
-        </w:rPr>
-      </w:pPr>
-      <w:r>
-        <w:rPr>
-          <w:sz w:val="24"/>
-          <w:szCs w:val="24"/>
-        </w:rPr>
-        <w:t>Para mayor enfásis, una función agregada realiza cálculos en varias columnas para devolver un solo valor</w:t>
+        <w:t xml:space="preserve">, porque si usamos el </w:t>
+      </w:r>
+      <w:proofErr w:type="spellStart"/>
+      <w:r>
+        <w:rPr>
+          <w:sz w:val="24"/>
+          <w:szCs w:val="24"/>
+        </w:rPr>
+        <w:t>where</w:t>
+      </w:r>
+      <w:proofErr w:type="spellEnd"/>
+      <w:r>
+        <w:rPr>
+          <w:sz w:val="24"/>
+          <w:szCs w:val="24"/>
+        </w:rPr>
+        <w:t xml:space="preserve"> en vez del </w:t>
+      </w:r>
+      <w:proofErr w:type="spellStart"/>
+      <w:r>
+        <w:rPr>
+          <w:sz w:val="24"/>
+          <w:szCs w:val="24"/>
+        </w:rPr>
+        <w:t>having</w:t>
+      </w:r>
+      <w:proofErr w:type="spellEnd"/>
+      <w:r>
+        <w:rPr>
+          <w:sz w:val="24"/>
+          <w:szCs w:val="24"/>
+        </w:rPr>
+        <w:t xml:space="preserve"> nos daría error</w:t>
+      </w:r>
+      <w:r>
+        <w:rPr>
+          <w:sz w:val="24"/>
+          <w:szCs w:val="24"/>
+        </w:rPr>
+        <w:t>, en este caso nuestro alias total es un sum(</w:t>
+      </w:r>
+      <w:proofErr w:type="spellStart"/>
+      <w:r>
+        <w:rPr>
+          <w:sz w:val="24"/>
+          <w:szCs w:val="24"/>
+        </w:rPr>
+        <w:t>creditLimit</w:t>
+      </w:r>
+      <w:proofErr w:type="spellEnd"/>
+      <w:r>
+        <w:rPr>
+          <w:sz w:val="24"/>
+          <w:szCs w:val="24"/>
+        </w:rPr>
+        <w:t>)</w:t>
+      </w:r>
+    </w:p>
+    <w:p>
+      <w:pPr>
+        <w:rPr>
+          <w:sz w:val="24"/>
+          <w:szCs w:val="24"/>
+        </w:rPr>
+      </w:pPr>
+      <w:r>
+        <w:rPr>
+          <w:sz w:val="24"/>
+          <w:szCs w:val="24"/>
+        </w:rPr>
+        <w:t xml:space="preserve">Para mayor </w:t>
+      </w:r>
+      <w:proofErr w:type="spellStart"/>
+      <w:r>
+        <w:rPr>
+          <w:sz w:val="24"/>
+          <w:szCs w:val="24"/>
+        </w:rPr>
+        <w:t>enfásis</w:t>
+      </w:r>
+      <w:proofErr w:type="spellEnd"/>
+      <w:r>
+        <w:rPr>
+          <w:sz w:val="24"/>
+          <w:szCs w:val="24"/>
+        </w:rPr>
+        <w:t>, una función agregada realiza cálculos en varias columnas para devolver un solo valor</w:t>
       </w:r>
     </w:p>
     <w:p>
